--- a/output/에어핸들러 시장 검토.docx
+++ b/output/에어핸들러 시장 검토.docx
@@ -14504,6 +14504,4574 @@
           <w:lang w:eastAsia="ko-KR"/>
         </w:rPr>
         <w:t>: 시장 수치는 US Heating 보고서(BRG)를 우선 기준으로 함. 업체별 사양(용량·인증·구성)은 제조사 스펙시트·설치매뉴얼 원문으로 확인함. 탱크리스 난방의 장단점·설치 이슈는 설치업자 포럼·전문 블로그를 근거로 하되, 이는 실사용 경향을 보여주는 일화적 근거로 통계치는 아님. 유튜브 설치영상, AIRMAX·EcoSmart·Gradient 세부 사양, 미국 대형 도매 취급 브랜드, 가스라인 코드 정량 근거는 추가 확인 대상임.</w:t>
+      </w:r>
+    </w:p>
+    <w:p>
+      <w:pPr>
+        <w:spacing w:before="0" w:after="0"/>
+      </w:pPr>
+      <w:r>
+        <w:br w:type="page"/>
+      </w:r>
+    </w:p>
+    <w:p>
+      <w:pPr>
+        <w:spacing w:before="0" w:after="0"/>
+      </w:pPr>
+      <w:r>
+        <w:rPr>
+          <w:rFonts w:eastAsia="맑은 고딕" w:ascii="맑은 고딕" w:hAnsi="맑은 고딕"/>
+          <w:b/>
+          <w:sz w:val="28"/>
+        </w:rPr>
+        <w:t>부록 · 검증 이력 (2026-07-02 웹 심층조사)</w:t>
+      </w:r>
+    </w:p>
+    <w:p>
+      <w:pPr>
+        <w:spacing w:before="0" w:after="0"/>
+      </w:pPr>
+      <w:r>
+        <w:rPr>
+          <w:rFonts w:eastAsia="맑은 고딕" w:ascii="맑은 고딕" w:hAnsi="맑은 고딕"/>
+          <w:b w:val="0"/>
+          <w:sz w:val="20"/>
+        </w:rPr>
+        <w:t>아래는 통합본에 반영된 사실·결론의 원천 검증 자료(소스 링크·포럼 인용·[검증]/[미검증] 이력)를 보존한 것임. 본문과 중복되는 결론은 근거 확인용으로만 참조.</w:t>
+      </w:r>
+    </w:p>
+    <w:p>
+      <w:pPr>
+        <w:spacing w:before="0" w:after="0"/>
+      </w:pPr>
+    </w:p>
+    <w:p>
+      <w:pPr>
+        <w:spacing w:before="0" w:after="0"/>
+      </w:pPr>
+      <w:r>
+        <w:rPr>
+          <w:rFonts w:eastAsia="맑은 고딕" w:ascii="맑은 고딕" w:hAnsi="맑은 고딕"/>
+          <w:b w:val="0"/>
+          <w:sz w:val="20"/>
+        </w:rPr>
+        <w:t>기준일: 2026-07-02</w:t>
+      </w:r>
+    </w:p>
+    <w:p>
+      <w:pPr>
+        <w:spacing w:before="0" w:after="0"/>
+      </w:pPr>
+      <w:r>
+        <w:rPr>
+          <w:rFonts w:eastAsia="맑은 고딕" w:ascii="맑은 고딕" w:hAnsi="맑은 고딕"/>
+          <w:b w:val="0"/>
+          <w:sz w:val="20"/>
+        </w:rPr>
+        <w:t>성격: 「온수기+에어핸들러 시장 검토」(2026-07-01) 본보고서의 후속 심화 조사</w:t>
+      </w:r>
+    </w:p>
+    <w:p>
+      <w:pPr>
+        <w:spacing w:before="0" w:after="0"/>
+      </w:pPr>
+      <w:r>
+        <w:rPr>
+          <w:rFonts w:eastAsia="맑은 고딕" w:ascii="맑은 고딕" w:hAnsi="맑은 고딕"/>
+          <w:b w:val="0"/>
+          <w:sz w:val="20"/>
+        </w:rPr>
+        <w:t>방법: 22개 소스(제조사 스펙시트·매뉴얼 PDF, 설치업자 포럼, 전문 블로그, 정부·협회 디렉토리)를 수집·다중 교차검증하여 정리함. 제조사 원문으로 확인한 사실은 단정 서술하고, 개인 진술(포럼 사례)은 출처를 병기함.</w:t>
+      </w:r>
+    </w:p>
+    <w:p>
+      <w:pPr>
+        <w:spacing w:before="0" w:after="0"/>
+      </w:pPr>
+    </w:p>
+    <w:p>
+      <w:pPr>
+        <w:spacing w:before="0" w:after="0"/>
+      </w:pPr>
+      <w:r>
+        <w:rPr>
+          <w:rFonts w:eastAsia="맑은 고딕" w:ascii="맑은 고딕" w:hAnsi="맑은 고딕"/>
+          <w:b/>
+          <w:sz w:val="26"/>
+        </w:rPr>
+        <w:t>1. '에어핸들러+온수기' vs '에어핸들러+보일러' 장단점</w:t>
+      </w:r>
+    </w:p>
+    <w:p>
+      <w:pPr>
+        <w:spacing w:before="0" w:after="0"/>
+      </w:pPr>
+      <w:r>
+        <w:rPr>
+          <w:rFonts w:eastAsia="맑은 고딕" w:ascii="맑은 고딕" w:hAnsi="맑은 고딕"/>
+          <w:b/>
+          <w:sz w:val="22"/>
+        </w:rPr>
+        <w:t>1.1 온수기 조합에 대한 업계의 실제 인식 — 부정 정서가 상당함</w:t>
+      </w:r>
+    </w:p>
+    <w:p>
+      <w:pPr>
+        <w:spacing w:before="0" w:after="0"/>
+      </w:pPr>
+      <w:r>
+        <w:rPr>
+          <w:rFonts w:eastAsia="맑은 고딕" w:ascii="맑은 고딕" w:hAnsi="맑은 고딕"/>
+          <w:b w:val="0"/>
+          <w:sz w:val="20"/>
+        </w:rPr>
+        <w:t xml:space="preserve">설치업자 포럼(HeatingHelp, HVAC-Talk, RedFlagDeals)과 전문 블로그(GreenBuildingAdvisor, Energy Vanguard)를 훑은 결과, </w:t>
+      </w:r>
+      <w:r>
+        <w:rPr>
+          <w:rFonts w:eastAsia="맑은 고딕" w:ascii="맑은 고딕" w:hAnsi="맑은 고딕"/>
+          <w:b/>
+          <w:sz w:val="20"/>
+        </w:rPr>
+        <w:t>탱크리스 온수기를 에어핸들러 난방 열원으로 쓰는 것에 대한 전문가 반대 정서가 뚜렷함</w:t>
+      </w:r>
+      <w:r>
+        <w:rPr>
+          <w:rFonts w:eastAsia="맑은 고딕" w:ascii="맑은 고딕" w:hAnsi="맑은 고딕"/>
+          <w:b w:val="0"/>
+          <w:sz w:val="20"/>
+        </w:rPr>
+        <w:t>. 대표 논거는 다음과 같음.</w:t>
+      </w:r>
+    </w:p>
+    <w:tbl>
+      <w:tblPr>
+        <w:tblStyle w:val="af9"/>
+        <w:tblW w:type="auto" w:w="0"/>
+        <w:tblLook w:firstColumn="1" w:firstRow="1" w:lastColumn="0" w:lastRow="0" w:noHBand="0" w:noVBand="1" w:val="04A0"/>
+        <w:tblInd w:w="669" w:type="dxa"/>
+      </w:tblPr>
+      <w:tblGrid>
+        <w:gridCol w:w="2268"/>
+        <w:gridCol w:w="2268"/>
+        <w:gridCol w:w="2268"/>
+        <w:gridCol w:w="2268"/>
+      </w:tblGrid>
+      <w:tr>
+        <w:tc>
+          <w:tcPr>
+            <w:tcW w:type="dxa" w:w="2268"/>
+          </w:tcPr>
+          <w:p>
+            <w:pPr>
+              <w:spacing w:before="0" w:after="0"/>
+              <w:jc w:val="center"/>
+            </w:pPr>
+            <w:r>
+              <w:rPr>
+                <w:rFonts w:eastAsia="맑은 고딕" w:ascii="맑은 고딕" w:hAnsi="맑은 고딕"/>
+                <w:b/>
+                <w:sz w:val="18"/>
+              </w:rPr>
+              <w:t>#</w:t>
+            </w:r>
+          </w:p>
+        </w:tc>
+        <w:tc>
+          <w:tcPr>
+            <w:tcW w:type="dxa" w:w="2268"/>
+          </w:tcPr>
+          <w:p>
+            <w:pPr>
+              <w:spacing w:before="0" w:after="0"/>
+              <w:jc w:val="center"/>
+            </w:pPr>
+            <w:r>
+              <w:rPr>
+                <w:rFonts w:eastAsia="맑은 고딕" w:ascii="맑은 고딕" w:hAnsi="맑은 고딕"/>
+                <w:b/>
+                <w:sz w:val="18"/>
+              </w:rPr>
+              <w:t>지적</w:t>
+            </w:r>
+          </w:p>
+        </w:tc>
+        <w:tc>
+          <w:tcPr>
+            <w:tcW w:type="dxa" w:w="2268"/>
+          </w:tcPr>
+          <w:p>
+            <w:pPr>
+              <w:spacing w:before="0" w:after="0"/>
+              <w:jc w:val="center"/>
+            </w:pPr>
+            <w:r>
+              <w:rPr>
+                <w:rFonts w:eastAsia="맑은 고딕" w:ascii="맑은 고딕" w:hAnsi="맑은 고딕"/>
+                <w:b/>
+                <w:sz w:val="18"/>
+              </w:rPr>
+              <w:t>내용</w:t>
+            </w:r>
+          </w:p>
+        </w:tc>
+        <w:tc>
+          <w:tcPr>
+            <w:tcW w:type="dxa" w:w="2268"/>
+          </w:tcPr>
+          <w:p>
+            <w:pPr>
+              <w:spacing w:before="0" w:after="0"/>
+              <w:jc w:val="center"/>
+            </w:pPr>
+            <w:r>
+              <w:rPr>
+                <w:rFonts w:eastAsia="맑은 고딕" w:ascii="맑은 고딕" w:hAnsi="맑은 고딕"/>
+                <w:b/>
+                <w:sz w:val="18"/>
+              </w:rPr>
+              <w:t>출처 성격</w:t>
+            </w:r>
+          </w:p>
+        </w:tc>
+      </w:tr>
+      <w:tr>
+        <w:tc>
+          <w:tcPr>
+            <w:tcW w:type="dxa" w:w="2268"/>
+          </w:tcPr>
+          <w:p>
+            <w:pPr>
+              <w:spacing w:before="0" w:after="0"/>
+            </w:pPr>
+            <w:r>
+              <w:rPr>
+                <w:rFonts w:eastAsia="맑은 고딕" w:ascii="맑은 고딕" w:hAnsi="맑은 고딕"/>
+                <w:b w:val="0"/>
+                <w:sz w:val="18"/>
+              </w:rPr>
+              <w:t>1</w:t>
+            </w:r>
+          </w:p>
+        </w:tc>
+        <w:tc>
+          <w:tcPr>
+            <w:tcW w:type="dxa" w:w="2268"/>
+          </w:tcPr>
+          <w:p>
+            <w:pPr>
+              <w:spacing w:before="0" w:after="0"/>
+            </w:pPr>
+            <w:r>
+              <w:rPr>
+                <w:rFonts w:eastAsia="맑은 고딕" w:ascii="맑은 고딕" w:hAnsi="맑은 고딕"/>
+                <w:b w:val="0"/>
+                <w:sz w:val="18"/>
+              </w:rPr>
+              <w:t>용량 불일치·단락사이클링</w:t>
+            </w:r>
+          </w:p>
+        </w:tc>
+        <w:tc>
+          <w:tcPr>
+            <w:tcW w:type="dxa" w:w="2268"/>
+          </w:tcPr>
+          <w:p>
+            <w:pPr>
+              <w:spacing w:before="0" w:after="0"/>
+            </w:pPr>
+            <w:r>
+              <w:rPr>
+                <w:rFonts w:eastAsia="맑은 고딕" w:ascii="맑은 고딕" w:hAnsi="맑은 고딕"/>
+                <w:b w:val="0"/>
+                <w:sz w:val="18"/>
+              </w:rPr>
+              <w:t>급탕용 화력은 최대 180,000 BTU/h급인데 저부하 시간대 난방 필요량은 10,000~20,000 BTU/h에 불과 → 모듈레이션 하한 아래로 못 내려가 短사이클·에너지 낭비. 피크 부하에서는 반대로 공급공기 온도 처짐(temperature droop) 보고</w:t>
+            </w:r>
+          </w:p>
+        </w:tc>
+        <w:tc>
+          <w:tcPr>
+            <w:tcW w:type="dxa" w:w="2268"/>
+          </w:tcPr>
+          <w:p>
+            <w:pPr>
+              <w:spacing w:before="0" w:after="0"/>
+            </w:pPr>
+            <w:r>
+              <w:rPr>
+                <w:rFonts w:eastAsia="맑은 고딕" w:ascii="맑은 고딕" w:hAnsi="맑은 고딕"/>
+                <w:b w:val="0"/>
+                <w:sz w:val="18"/>
+              </w:rPr>
+              <w:t>GreenBuildingAdvisor(Holladay, 2015) + [포럼] 다수</w:t>
+            </w:r>
+          </w:p>
+        </w:tc>
+      </w:tr>
+      <w:tr>
+        <w:tc>
+          <w:tcPr>
+            <w:tcW w:type="dxa" w:w="2268"/>
+          </w:tcPr>
+          <w:p>
+            <w:pPr>
+              <w:spacing w:before="0" w:after="0"/>
+            </w:pPr>
+            <w:r>
+              <w:rPr>
+                <w:rFonts w:eastAsia="맑은 고딕" w:ascii="맑은 고딕" w:hAnsi="맑은 고딕"/>
+                <w:b w:val="0"/>
+                <w:sz w:val="18"/>
+              </w:rPr>
+              <w:t>2</w:t>
+            </w:r>
+          </w:p>
+        </w:tc>
+        <w:tc>
+          <w:tcPr>
+            <w:tcW w:type="dxa" w:w="2268"/>
+          </w:tcPr>
+          <w:p>
+            <w:pPr>
+              <w:spacing w:before="0" w:after="0"/>
+            </w:pPr>
+            <w:r>
+              <w:rPr>
+                <w:rFonts w:eastAsia="맑은 고딕" w:ascii="맑은 고딕" w:hAnsi="맑은 고딕"/>
+                <w:b w:val="0"/>
+                <w:sz w:val="18"/>
+              </w:rPr>
+              <w:t>고온 환수 → 효율 저하</w:t>
+            </w:r>
+          </w:p>
+        </w:tc>
+        <w:tc>
+          <w:tcPr>
+            <w:tcW w:type="dxa" w:w="2268"/>
+          </w:tcPr>
+          <w:p>
+            <w:pPr>
+              <w:spacing w:before="0" w:after="0"/>
+            </w:pPr>
+            <w:r>
+              <w:rPr>
+                <w:rFonts w:eastAsia="맑은 고딕" w:ascii="맑은 고딕" w:hAnsi="맑은 고딕"/>
+                <w:b w:val="0"/>
+                <w:sz w:val="18"/>
+              </w:rPr>
+              <w:t>탱크리스는 찬물 유입(85°F 미만) 전제 설계. 난방 폐/개루프의 뜨거운 환수가 들어오면 응축 영역을 벗어나 효율 급락. "주요 제조사들이 몇 년 전부터 탱크리스의 에어핸들러 난방용 권장을 중단했다"는 주장도 있음</w:t>
+            </w:r>
+          </w:p>
+        </w:tc>
+        <w:tc>
+          <w:tcPr>
+            <w:tcW w:type="dxa" w:w="2268"/>
+          </w:tcPr>
+          <w:p>
+            <w:pPr>
+              <w:spacing w:before="0" w:after="0"/>
+            </w:pPr>
+            <w:r>
+              <w:rPr>
+                <w:rFonts w:eastAsia="맑은 고딕" w:ascii="맑은 고딕" w:hAnsi="맑은 고딕"/>
+                <w:b w:val="0"/>
+                <w:sz w:val="18"/>
+              </w:rPr>
+              <w:t>GreenBuildingAdvisor + [포럼] RedFlagDeals(2018)</w:t>
+            </w:r>
+          </w:p>
+        </w:tc>
+      </w:tr>
+      <w:tr>
+        <w:tc>
+          <w:tcPr>
+            <w:tcW w:type="dxa" w:w="2268"/>
+          </w:tcPr>
+          <w:p>
+            <w:pPr>
+              <w:spacing w:before="0" w:after="0"/>
+            </w:pPr>
+            <w:r>
+              <w:rPr>
+                <w:rFonts w:eastAsia="맑은 고딕" w:ascii="맑은 고딕" w:hAnsi="맑은 고딕"/>
+                <w:b w:val="0"/>
+                <w:sz w:val="18"/>
+              </w:rPr>
+              <w:t>3</w:t>
+            </w:r>
+          </w:p>
+        </w:tc>
+        <w:tc>
+          <w:tcPr>
+            <w:tcW w:type="dxa" w:w="2268"/>
+          </w:tcPr>
+          <w:p>
+            <w:pPr>
+              <w:spacing w:before="0" w:after="0"/>
+            </w:pPr>
+            <w:r>
+              <w:rPr>
+                <w:rFonts w:eastAsia="맑은 고딕" w:ascii="맑은 고딕" w:hAnsi="맑은 고딕"/>
+                <w:b w:val="0"/>
+                <w:sz w:val="18"/>
+              </w:rPr>
+              <w:t>보증 축소·무효</w:t>
+            </w:r>
+          </w:p>
+        </w:tc>
+        <w:tc>
+          <w:tcPr>
+            <w:tcW w:type="dxa" w:w="2268"/>
+          </w:tcPr>
+          <w:p>
+            <w:pPr>
+              <w:spacing w:before="0" w:after="0"/>
+            </w:pPr>
+            <w:r>
+              <w:rPr>
+                <w:rFonts w:eastAsia="맑은 고딕" w:ascii="맑은 고딕" w:hAnsi="맑은 고딕"/>
+                <w:b w:val="0"/>
+                <w:sz w:val="18"/>
+              </w:rPr>
+              <w:t xml:space="preserve">실측 사례: Noritz는 난방용 사용 시 열교환기 보증이 </w:t>
+            </w:r>
+            <w:r>
+              <w:rPr>
+                <w:rFonts w:eastAsia="맑은 고딕" w:ascii="맑은 고딕" w:hAnsi="맑은 고딕"/>
+                <w:b/>
+                <w:sz w:val="18"/>
+              </w:rPr>
+              <w:t>12년 → 3년</w:t>
+            </w:r>
+            <w:r>
+              <w:rPr>
+                <w:rFonts w:eastAsia="맑은 고딕" w:ascii="맑은 고딕" w:hAnsi="맑은 고딕"/>
+                <w:b w:val="0"/>
+                <w:sz w:val="18"/>
+              </w:rPr>
+              <w:t>으로 축소. "난방 적용 시 보증 무효" 브랜드도 있다는 지적</w:t>
+            </w:r>
+          </w:p>
+        </w:tc>
+        <w:tc>
+          <w:tcPr>
+            <w:tcW w:type="dxa" w:w="2268"/>
+          </w:tcPr>
+          <w:p>
+            <w:pPr>
+              <w:spacing w:before="0" w:after="0"/>
+            </w:pPr>
+            <w:r>
+              <w:rPr>
+                <w:rFonts w:eastAsia="맑은 고딕" w:ascii="맑은 고딕" w:hAnsi="맑은 고딕"/>
+                <w:b w:val="0"/>
+                <w:sz w:val="18"/>
+              </w:rPr>
+              <w:t>[포럼] HeatingHelp(2009) + Energy Vanguard(2011)</w:t>
+            </w:r>
+          </w:p>
+        </w:tc>
+      </w:tr>
+      <w:tr>
+        <w:tc>
+          <w:tcPr>
+            <w:tcW w:type="dxa" w:w="2268"/>
+          </w:tcPr>
+          <w:p>
+            <w:pPr>
+              <w:spacing w:before="0" w:after="0"/>
+            </w:pPr>
+            <w:r>
+              <w:rPr>
+                <w:rFonts w:eastAsia="맑은 고딕" w:ascii="맑은 고딕" w:hAnsi="맑은 고딕"/>
+                <w:b w:val="0"/>
+                <w:sz w:val="18"/>
+              </w:rPr>
+              <w:t>4</w:t>
+            </w:r>
+          </w:p>
+        </w:tc>
+        <w:tc>
+          <w:tcPr>
+            <w:tcW w:type="dxa" w:w="2268"/>
+          </w:tcPr>
+          <w:p>
+            <w:pPr>
+              <w:spacing w:before="0" w:after="0"/>
+            </w:pPr>
+            <w:r>
+              <w:rPr>
+                <w:rFonts w:eastAsia="맑은 고딕" w:ascii="맑은 고딕" w:hAnsi="맑은 고딕"/>
+                <w:b w:val="0"/>
+                <w:sz w:val="18"/>
+              </w:rPr>
+              <w:t>음용수·난방수 분리 논쟁</w:t>
+            </w:r>
+          </w:p>
+        </w:tc>
+        <w:tc>
+          <w:tcPr>
+            <w:tcW w:type="dxa" w:w="2268"/>
+          </w:tcPr>
+          <w:p>
+            <w:pPr>
+              <w:spacing w:before="0" w:after="0"/>
+            </w:pPr>
+            <w:r>
+              <w:rPr>
+                <w:rFonts w:eastAsia="맑은 고딕" w:ascii="맑은 고딕" w:hAnsi="맑은 고딕"/>
+                <w:b w:val="0"/>
+                <w:sz w:val="18"/>
+              </w:rPr>
+              <w:t xml:space="preserve">일부 설치업자는 "레지오넬라 때문에 불법"이라고까지 주장. 반면 Rinnai·Rheem은 </w:t>
+            </w:r>
+            <w:r>
+              <w:rPr>
+                <w:rFonts w:eastAsia="맑은 고딕" w:ascii="맑은 고딕" w:hAnsi="맑은 고딕"/>
+                <w:b/>
+                <w:sz w:val="18"/>
+              </w:rPr>
+              <w:t>오픈루프 조합을 공식 승인·홍보</w:t>
+            </w:r>
+            <w:r>
+              <w:rPr>
+                <w:rFonts w:eastAsia="맑은 고딕" w:ascii="맑은 고딕" w:hAnsi="맑은 고딕"/>
+                <w:b w:val="0"/>
+                <w:sz w:val="18"/>
+              </w:rPr>
+              <w:t>함(단 Rinnai는 오픈루프만 허용, 클로즈드루프 불허). 즉 합법성·승인은 브랜드별로 갈림</w:t>
+            </w:r>
+          </w:p>
+        </w:tc>
+        <w:tc>
+          <w:tcPr>
+            <w:tcW w:type="dxa" w:w="2268"/>
+          </w:tcPr>
+          <w:p>
+            <w:pPr>
+              <w:spacing w:before="0" w:after="0"/>
+            </w:pPr>
+            <w:r>
+              <w:rPr>
+                <w:rFonts w:eastAsia="맑은 고딕" w:ascii="맑은 고딕" w:hAnsi="맑은 고딕"/>
+                <w:b w:val="0"/>
+                <w:sz w:val="18"/>
+              </w:rPr>
+              <w:t>[포럼] HeatingHelp(2012~2014)</w:t>
+            </w:r>
+          </w:p>
+        </w:tc>
+      </w:tr>
+      <w:tr>
+        <w:tc>
+          <w:tcPr>
+            <w:tcW w:type="dxa" w:w="2268"/>
+          </w:tcPr>
+          <w:p>
+            <w:pPr>
+              <w:spacing w:before="0" w:after="0"/>
+            </w:pPr>
+            <w:r>
+              <w:rPr>
+                <w:rFonts w:eastAsia="맑은 고딕" w:ascii="맑은 고딕" w:hAnsi="맑은 고딕"/>
+                <w:b w:val="0"/>
+                <w:sz w:val="18"/>
+              </w:rPr>
+              <w:t>5</w:t>
+            </w:r>
+          </w:p>
+        </w:tc>
+        <w:tc>
+          <w:tcPr>
+            <w:tcW w:type="dxa" w:w="2268"/>
+          </w:tcPr>
+          <w:p>
+            <w:pPr>
+              <w:spacing w:before="0" w:after="0"/>
+            </w:pPr>
+            <w:r>
+              <w:rPr>
+                <w:rFonts w:eastAsia="맑은 고딕" w:ascii="맑은 고딕" w:hAnsi="맑은 고딕"/>
+                <w:b w:val="0"/>
+                <w:sz w:val="18"/>
+              </w:rPr>
+              <w:t>수력 특성</w:t>
+            </w:r>
+          </w:p>
+        </w:tc>
+        <w:tc>
+          <w:tcPr>
+            <w:tcW w:type="dxa" w:w="2268"/>
+          </w:tcPr>
+          <w:p>
+            <w:pPr>
+              <w:spacing w:before="0" w:after="0"/>
+            </w:pPr>
+            <w:r>
+              <w:rPr>
+                <w:rFonts w:eastAsia="맑은 고딕" w:ascii="맑은 고딕" w:hAnsi="맑은 고딕"/>
+                <w:b w:val="0"/>
+                <w:sz w:val="18"/>
+              </w:rPr>
+              <w:t>탱크리스는 수두손실(head)이 커서 일반 순환펌프 선정이 까다로움. "난방 루프와 유량·델타T 설계 자체가 다르다, 보일러가 맞는 도구"라는 전문가 진술</w:t>
+            </w:r>
+          </w:p>
+        </w:tc>
+        <w:tc>
+          <w:tcPr>
+            <w:tcW w:type="dxa" w:w="2268"/>
+          </w:tcPr>
+          <w:p>
+            <w:pPr>
+              <w:spacing w:before="0" w:after="0"/>
+            </w:pPr>
+            <w:r>
+              <w:rPr>
+                <w:rFonts w:eastAsia="맑은 고딕" w:ascii="맑은 고딕" w:hAnsi="맑은 고딕"/>
+                <w:b w:val="0"/>
+                <w:sz w:val="18"/>
+              </w:rPr>
+              <w:t>[포럼] HVAC-Talk(2023)</w:t>
+            </w:r>
+          </w:p>
+        </w:tc>
+      </w:tr>
+      <w:tr>
+        <w:tc>
+          <w:tcPr>
+            <w:tcW w:type="dxa" w:w="2268"/>
+          </w:tcPr>
+          <w:p>
+            <w:pPr>
+              <w:spacing w:before="0" w:after="0"/>
+            </w:pPr>
+            <w:r>
+              <w:rPr>
+                <w:rFonts w:eastAsia="맑은 고딕" w:ascii="맑은 고딕" w:hAnsi="맑은 고딕"/>
+                <w:b w:val="0"/>
+                <w:sz w:val="18"/>
+              </w:rPr>
+              <w:t>6</w:t>
+            </w:r>
+          </w:p>
+        </w:tc>
+        <w:tc>
+          <w:tcPr>
+            <w:tcW w:type="dxa" w:w="2268"/>
+          </w:tcPr>
+          <w:p>
+            <w:pPr>
+              <w:spacing w:before="0" w:after="0"/>
+            </w:pPr>
+            <w:r>
+              <w:rPr>
+                <w:rFonts w:eastAsia="맑은 고딕" w:ascii="맑은 고딕" w:hAnsi="맑은 고딕"/>
+                <w:b w:val="0"/>
+                <w:sz w:val="18"/>
+              </w:rPr>
+              <w:t>공급공기 온도</w:t>
+            </w:r>
+          </w:p>
+        </w:tc>
+        <w:tc>
+          <w:tcPr>
+            <w:tcW w:type="dxa" w:w="2268"/>
+          </w:tcPr>
+          <w:p>
+            <w:pPr>
+              <w:spacing w:before="0" w:after="0"/>
+            </w:pPr>
+            <w:r>
+              <w:rPr>
+                <w:rFonts w:eastAsia="맑은 고딕" w:ascii="맑은 고딕" w:hAnsi="맑은 고딕"/>
+                <w:b w:val="0"/>
+                <w:sz w:val="18"/>
+              </w:rPr>
+              <w:t>하이드로닉 에어핸들러의 공급공기는 가스 퍼니스보다 미지근 → 기존 퍼니스용 덕트 유용 시 용량 부족 가능</w:t>
+            </w:r>
+          </w:p>
+        </w:tc>
+        <w:tc>
+          <w:tcPr>
+            <w:tcW w:type="dxa" w:w="2268"/>
+          </w:tcPr>
+          <w:p>
+            <w:pPr>
+              <w:spacing w:before="0" w:after="0"/>
+            </w:pPr>
+            <w:r>
+              <w:rPr>
+                <w:rFonts w:eastAsia="맑은 고딕" w:ascii="맑은 고딕" w:hAnsi="맑은 고딕"/>
+                <w:b w:val="0"/>
+                <w:sz w:val="18"/>
+              </w:rPr>
+              <w:t>[포럼] HeatingHelp(2021)</w:t>
+            </w:r>
+          </w:p>
+        </w:tc>
+      </w:tr>
+      <w:tr>
+        <w:tc>
+          <w:tcPr>
+            <w:tcW w:type="dxa" w:w="2268"/>
+          </w:tcPr>
+          <w:p>
+            <w:pPr>
+              <w:spacing w:before="0" w:after="0"/>
+            </w:pPr>
+            <w:r>
+              <w:rPr>
+                <w:rFonts w:eastAsia="맑은 고딕" w:ascii="맑은 고딕" w:hAnsi="맑은 고딕"/>
+                <w:b w:val="0"/>
+                <w:sz w:val="18"/>
+              </w:rPr>
+              <w:t>7</w:t>
+            </w:r>
+          </w:p>
+        </w:tc>
+        <w:tc>
+          <w:tcPr>
+            <w:tcW w:type="dxa" w:w="2268"/>
+          </w:tcPr>
+          <w:p>
+            <w:pPr>
+              <w:spacing w:before="0" w:after="0"/>
+            </w:pPr>
+            <w:r>
+              <w:rPr>
+                <w:rFonts w:eastAsia="맑은 고딕" w:ascii="맑은 고딕" w:hAnsi="맑은 고딕"/>
+                <w:b w:val="0"/>
+                <w:sz w:val="18"/>
+              </w:rPr>
+              <w:t>스케일 책임</w:t>
+            </w:r>
+          </w:p>
+        </w:tc>
+        <w:tc>
+          <w:tcPr>
+            <w:tcW w:type="dxa" w:w="2268"/>
+          </w:tcPr>
+          <w:p>
+            <w:pPr>
+              <w:spacing w:before="0" w:after="0"/>
+            </w:pPr>
+            <w:r>
+              <w:rPr>
+                <w:rFonts w:eastAsia="맑은 고딕" w:ascii="맑은 고딕" w:hAnsi="맑은 고딕"/>
+                <w:b w:val="0"/>
+                <w:sz w:val="18"/>
+              </w:rPr>
+              <w:t xml:space="preserve">iFlow 보증(36개월)은 </w:t>
+            </w:r>
+            <w:r>
+              <w:rPr>
+                <w:rFonts w:eastAsia="맑은 고딕" w:ascii="맑은 고딕" w:hAnsi="맑은 고딕"/>
+                <w:b/>
+                <w:sz w:val="18"/>
+              </w:rPr>
+              <w:t>라임/스케일 침착에 의한 결함을 보증 제외</w:t>
+            </w:r>
+            <w:r>
+              <w:rPr>
+                <w:rFonts w:eastAsia="맑은 고딕" w:ascii="맑은 고딕" w:hAnsi="맑은 고딕"/>
+                <w:b w:val="0"/>
+                <w:sz w:val="18"/>
+              </w:rPr>
+              <w:t xml:space="preserve"> → 경수 지역 고온(160~180°F) 개방형 운전의 스케일 리스크는 사용자·설치자 부담 </w:t>
+            </w:r>
+            <w:r>
+              <w:rPr>
+                <w:rFonts w:eastAsia="맑은 고딕" w:ascii="맑은 고딕" w:hAnsi="맑은 고딕"/>
+                <w:b/>
+                <w:sz w:val="18"/>
+              </w:rPr>
+              <w:t>[검증]</w:t>
+            </w:r>
+          </w:p>
+        </w:tc>
+        <w:tc>
+          <w:tcPr>
+            <w:tcW w:type="dxa" w:w="2268"/>
+          </w:tcPr>
+          <w:p>
+            <w:pPr>
+              <w:spacing w:before="0" w:after="0"/>
+            </w:pPr>
+            <w:r>
+              <w:rPr>
+                <w:rFonts w:eastAsia="맑은 고딕" w:ascii="맑은 고딕" w:hAnsi="맑은 고딕"/>
+                <w:b w:val="0"/>
+                <w:sz w:val="18"/>
+              </w:rPr>
+              <w:t>iFlow 매뉴얼</w:t>
+            </w:r>
+          </w:p>
+        </w:tc>
+      </w:tr>
+    </w:tbl>
+    <w:p>
+      <w:pPr>
+        <w:spacing w:before="0" w:after="0"/>
+      </w:pPr>
+      <w:r>
+        <w:rPr>
+          <w:rFonts w:eastAsia="맑은 고딕" w:ascii="맑은 고딕" w:hAnsi="맑은 고딕"/>
+          <w:b w:val="0"/>
+          <w:sz w:val="20"/>
+        </w:rPr>
+        <w:t xml:space="preserve">실패 사례와 성공 사례가 공존함: Rheem 탱크리스+구리코일 하이드로에어에서 열교환기 막힘 반복·실내 60°F 유지 실패("DON'T DO IT") vs Takagi JR을 182°F로 라디안트+에어핸들러에 급수해 "쉽고 저렴하게" 성공, Rinnai 난방 전용+First Co 코일로 대형 주택을 월 $200 미만에 난방한 사례 [포럼]. → </w:t>
+      </w:r>
+      <w:r>
+        <w:rPr>
+          <w:rFonts w:eastAsia="맑은 고딕" w:ascii="맑은 고딕" w:hAnsi="맑은 고딕"/>
+          <w:b/>
+          <w:sz w:val="20"/>
+        </w:rPr>
+        <w:t>설치 설계 품질에 따라 결과가 극단적으로 갈리는 조합</w:t>
+      </w:r>
+      <w:r>
+        <w:rPr>
+          <w:rFonts w:eastAsia="맑은 고딕" w:ascii="맑은 고딕" w:hAnsi="맑은 고딕"/>
+          <w:b w:val="0"/>
+          <w:sz w:val="20"/>
+        </w:rPr>
+        <w:t>임.</w:t>
+      </w:r>
+    </w:p>
+    <w:p>
+      <w:pPr>
+        <w:spacing w:before="0" w:after="0"/>
+      </w:pPr>
+      <w:r>
+        <w:rPr>
+          <w:rFonts w:eastAsia="맑은 고딕" w:ascii="맑은 고딕" w:hAnsi="맑은 고딕"/>
+          <w:b/>
+          <w:sz w:val="22"/>
+        </w:rPr>
+        <w:t>1.2 보일러 조합의 우위와 한계</w:t>
+      </w:r>
+    </w:p>
+    <w:p>
+      <w:pPr>
+        <w:spacing w:before="0" w:after="0"/>
+      </w:pPr>
+      <w:r>
+        <w:rPr>
+          <w:rFonts w:eastAsia="맑은 고딕" w:ascii="맑은 고딕" w:hAnsi="맑은 고딕"/>
+          <w:b w:val="0"/>
+          <w:sz w:val="20"/>
+        </w:rPr>
+        <w:t xml:space="preserve">   • 우위: 고온(195°F) 연속운전 헤드룸(IBC), 난방용 유량·델타T 설계, ASME 인증·space-heating listing, 정교한 제어. 전문가 다수의 기본 추천은 "보일러 또는 콤비"임.</w:t>
+      </w:r>
+    </w:p>
+    <w:p>
+      <w:pPr>
+        <w:spacing w:before="0" w:after="0"/>
+      </w:pPr>
+      <w:r>
+        <w:rPr>
+          <w:rFonts w:eastAsia="맑은 고딕" w:ascii="맑은 고딕" w:hAnsi="맑은 고딕"/>
+          <w:b w:val="0"/>
+          <w:sz w:val="20"/>
+        </w:rPr>
+        <w:t xml:space="preserve">   • 한계: 비용이 높고, 콤비 1대 겸용은 급탕·난방 충돌(본보고서 0.1의 콤비 약점)로 되돌아감. 실제로 "콤비를 써라"는 추천이 많다는 것 자체가 시장 설득 과제임.</w:t>
+      </w:r>
+    </w:p>
+    <w:p>
+      <w:pPr>
+        <w:spacing w:before="0" w:after="0"/>
+      </w:pPr>
+      <w:r>
+        <w:rPr>
+          <w:rFonts w:eastAsia="맑은 고딕" w:ascii="맑은 고딕" w:hAnsi="맑은 고딕"/>
+          <w:b/>
+          <w:sz w:val="22"/>
+        </w:rPr>
+        <w:t>1.3 RING에 주는 시사점 — 관문은 에어핸들러가 아니라 온수기 쪽 승인</w:t>
+      </w:r>
+    </w:p>
+    <w:p>
+      <w:pPr>
+        <w:spacing w:before="0" w:after="0"/>
+      </w:pPr>
+      <w:r>
+        <w:rPr>
+          <w:rFonts w:eastAsia="맑은 고딕" w:ascii="맑은 고딕" w:hAnsi="맑은 고딕"/>
+          <w:b w:val="0"/>
+          <w:sz w:val="20"/>
+        </w:rPr>
+        <w:t xml:space="preserve">   • </w:t>
+      </w:r>
+      <w:r>
+        <w:rPr>
+          <w:rFonts w:eastAsia="맑은 고딕" w:ascii="맑은 고딕" w:hAnsi="맑은 고딕"/>
+          <w:b/>
+          <w:sz w:val="20"/>
+        </w:rPr>
+        <w:t>[검증]</w:t>
+      </w:r>
+      <w:r>
+        <w:rPr>
+          <w:rFonts w:eastAsia="맑은 고딕" w:ascii="맑은 고딕" w:hAnsi="맑은 고딕"/>
+          <w:b w:val="0"/>
+          <w:sz w:val="20"/>
+        </w:rPr>
+        <w:t xml:space="preserve"> iFlow 매뉴얼: "탱크리스 결합 전 그 온수기가 </w:t>
+      </w:r>
+      <w:r>
+        <w:rPr>
+          <w:rFonts w:eastAsia="맑은 고딕" w:ascii="맑은 고딕" w:hAnsi="맑은 고딕"/>
+          <w:b/>
+          <w:sz w:val="20"/>
+        </w:rPr>
+        <w:t>combo space heating 용도로 사용 가능한지 온수기 제조사에 확인</w:t>
+      </w:r>
+      <w:r>
+        <w:rPr>
+          <w:rFonts w:eastAsia="맑은 고딕" w:ascii="맑은 고딕" w:hAnsi="맑은 고딕"/>
+          <w:b w:val="0"/>
+          <w:sz w:val="20"/>
+        </w:rPr>
+        <w:t xml:space="preserve">하라" → 결합의 관문은 A/H가 아니라 </w:t>
+      </w:r>
+      <w:r>
+        <w:rPr>
+          <w:rFonts w:eastAsia="맑은 고딕" w:ascii="맑은 고딕" w:hAnsi="맑은 고딕"/>
+          <w:b/>
+          <w:sz w:val="20"/>
+        </w:rPr>
+        <w:t>온수기 측 space-heating 승인·보증 문서</w:t>
+      </w:r>
+      <w:r>
+        <w:rPr>
+          <w:rFonts w:eastAsia="맑은 고딕" w:ascii="맑은 고딕" w:hAnsi="맑은 고딕"/>
+          <w:b w:val="0"/>
+          <w:sz w:val="20"/>
+        </w:rPr>
+        <w:t>.</w:t>
+      </w:r>
+    </w:p>
+    <w:p>
+      <w:pPr>
+        <w:spacing w:before="0" w:after="0"/>
+      </w:pPr>
+      <w:r>
+        <w:rPr>
+          <w:rFonts w:eastAsia="맑은 고딕" w:ascii="맑은 고딕" w:hAnsi="맑은 고딕"/>
+          <w:b w:val="0"/>
+          <w:sz w:val="20"/>
+        </w:rPr>
+        <w:t xml:space="preserve">   • </w:t>
+      </w:r>
+      <w:r>
+        <w:rPr>
+          <w:rFonts w:eastAsia="맑은 고딕" w:ascii="맑은 고딕" w:hAnsi="맑은 고딕"/>
+          <w:b/>
+          <w:sz w:val="20"/>
+        </w:rPr>
+        <w:t>[검증]</w:t>
+      </w:r>
+      <w:r>
+        <w:rPr>
+          <w:rFonts w:eastAsia="맑은 고딕" w:ascii="맑은 고딕" w:hAnsi="맑은 고딕"/>
+          <w:b w:val="0"/>
+          <w:sz w:val="20"/>
+        </w:rPr>
+        <w:t xml:space="preserve"> First Co HCXW: 열원 요건은 "180°F 이하 + </w:t>
+      </w:r>
+      <w:r>
+        <w:rPr>
+          <w:rFonts w:eastAsia="맑은 고딕" w:ascii="맑은 고딕" w:hAnsi="맑은 고딕"/>
+          <w:b/>
+          <w:sz w:val="20"/>
+        </w:rPr>
+        <w:t>NSF/ANSI 음용수 인증</w:t>
+      </w:r>
+      <w:r>
+        <w:rPr>
+          <w:rFonts w:eastAsia="맑은 고딕" w:ascii="맑은 고딕" w:hAnsi="맑은 고딕"/>
+          <w:b w:val="0"/>
+          <w:sz w:val="20"/>
+        </w:rPr>
+        <w:t>" — 보일러 listing이 아니라 potable 인증이 기준.</w:t>
+      </w:r>
+    </w:p>
+    <w:p>
+      <w:pPr>
+        <w:spacing w:before="0" w:after="0"/>
+      </w:pPr>
+      <w:r>
+        <w:rPr>
+          <w:rFonts w:eastAsia="맑은 고딕" w:ascii="맑은 고딕" w:hAnsi="맑은 고딕"/>
+          <w:b w:val="0"/>
+          <w:sz w:val="20"/>
+        </w:rPr>
+        <w:t xml:space="preserve">   • 따라서 RING이 (1) 공간난방 승인·보증 문구, (2) NSF/ANSI 372 등 potable 인증을 문서로 갖추면 1순위 A/H들과의 결합 장벽은 낮음. 반대로 이 문서가 없으면 위 표의 #3·#4 공격을 그대로 받음.</w:t>
+      </w:r>
+    </w:p>
+    <w:p>
+      <w:pPr>
+        <w:spacing w:before="0" w:after="0"/>
+      </w:pPr>
+      <w:r>
+        <w:rPr>
+          <w:rFonts w:eastAsia="맑은 고딕" w:ascii="맑은 고딕" w:hAnsi="맑은 고딕"/>
+          <w:b w:val="0"/>
+          <w:sz w:val="20"/>
+        </w:rPr>
+        <w:t xml:space="preserve">   • 위 표의 단점 중 #1(모듈레이션 하한·단락사이클링), #2(고온 환수 효율), #7(스케일)은 TWIN 구성으로도 남는 숙제이며, RING의 모듈레이션 하한(최소 연소량)과 고온 환수 내성 실측이 필요함.</w:t>
+      </w:r>
+    </w:p>
+    <w:p>
+      <w:pPr>
+        <w:spacing w:before="0" w:after="0"/>
+      </w:pPr>
+    </w:p>
+    <w:p>
+      <w:pPr>
+        <w:spacing w:before="0" w:after="0"/>
+      </w:pPr>
+      <w:r>
+        <w:rPr>
+          <w:rFonts w:eastAsia="맑은 고딕" w:ascii="맑은 고딕" w:hAnsi="맑은 고딕"/>
+          <w:b/>
+          <w:sz w:val="26"/>
+        </w:rPr>
+        <w:t>2. 업체별 실물 자료 확인 결과</w:t>
+      </w:r>
+    </w:p>
+    <w:p>
+      <w:pPr>
+        <w:spacing w:before="0" w:after="0"/>
+      </w:pPr>
+      <w:r>
+        <w:rPr>
+          <w:rFonts w:eastAsia="맑은 고딕" w:ascii="맑은 고딕" w:hAnsi="맑은 고딕"/>
+          <w:b/>
+          <w:sz w:val="22"/>
+        </w:rPr>
+        <w:t>2.1 1순위 3사 + 벤치마크 — 원문 문서 검증 완료</w:t>
+      </w:r>
+    </w:p>
+    <w:tbl>
+      <w:tblPr>
+        <w:tblStyle w:val="af9"/>
+        <w:tblW w:type="auto" w:w="0"/>
+        <w:tblLook w:firstColumn="1" w:firstRow="1" w:lastColumn="0" w:lastRow="0" w:noHBand="0" w:noVBand="1" w:val="04A0"/>
+        <w:tblInd w:w="669" w:type="dxa"/>
+      </w:tblPr>
+      <w:tblGrid>
+        <w:gridCol w:w="2268"/>
+        <w:gridCol w:w="2268"/>
+        <w:gridCol w:w="2268"/>
+        <w:gridCol w:w="2268"/>
+      </w:tblGrid>
+      <w:tr>
+        <w:tc>
+          <w:tcPr>
+            <w:tcW w:type="dxa" w:w="2268"/>
+          </w:tcPr>
+          <w:p>
+            <w:pPr>
+              <w:spacing w:before="0" w:after="0"/>
+              <w:jc w:val="center"/>
+            </w:pPr>
+            <w:r>
+              <w:rPr>
+                <w:rFonts w:eastAsia="맑은 고딕" w:ascii="맑은 고딕" w:hAnsi="맑은 고딕"/>
+                <w:b/>
+                <w:sz w:val="18"/>
+              </w:rPr>
+              <w:t>업체</w:t>
+            </w:r>
+          </w:p>
+        </w:tc>
+        <w:tc>
+          <w:tcPr>
+            <w:tcW w:type="dxa" w:w="2268"/>
+          </w:tcPr>
+          <w:p>
+            <w:pPr>
+              <w:spacing w:before="0" w:after="0"/>
+              <w:jc w:val="center"/>
+            </w:pPr>
+            <w:r>
+              <w:rPr>
+                <w:rFonts w:eastAsia="맑은 고딕" w:ascii="맑은 고딕" w:hAnsi="맑은 고딕"/>
+                <w:b/>
+                <w:sz w:val="18"/>
+              </w:rPr>
+              <w:t>확인 문서(실물)</w:t>
+            </w:r>
+          </w:p>
+        </w:tc>
+        <w:tc>
+          <w:tcPr>
+            <w:tcW w:type="dxa" w:w="2268"/>
+          </w:tcPr>
+          <w:p>
+            <w:pPr>
+              <w:spacing w:before="0" w:after="0"/>
+              <w:jc w:val="center"/>
+            </w:pPr>
+            <w:r>
+              <w:rPr>
+                <w:rFonts w:eastAsia="맑은 고딕" w:ascii="맑은 고딕" w:hAnsi="맑은 고딕"/>
+                <w:b/>
+                <w:sz w:val="18"/>
+              </w:rPr>
+              <w:t>핵심 확인 사실</w:t>
+            </w:r>
+          </w:p>
+        </w:tc>
+        <w:tc>
+          <w:tcPr>
+            <w:tcW w:type="dxa" w:w="2268"/>
+          </w:tcPr>
+          <w:p>
+            <w:pPr>
+              <w:spacing w:before="0" w:after="0"/>
+              <w:jc w:val="center"/>
+            </w:pPr>
+            <w:r>
+              <w:rPr>
+                <w:rFonts w:eastAsia="맑은 고딕" w:ascii="맑은 고딕" w:hAnsi="맑은 고딕"/>
+                <w:b/>
+                <w:sz w:val="18"/>
+              </w:rPr>
+              <w:t>탱크리스 공식지원</w:t>
+            </w:r>
+          </w:p>
+        </w:tc>
+      </w:tr>
+      <w:tr>
+        <w:tc>
+          <w:tcPr>
+            <w:tcW w:type="dxa" w:w="2268"/>
+          </w:tcPr>
+          <w:p>
+            <w:pPr>
+              <w:spacing w:before="0" w:after="0"/>
+            </w:pPr>
+            <w:r>
+              <w:rPr>
+                <w:rFonts w:eastAsia="맑은 고딕" w:ascii="맑은 고딕" w:hAnsi="맑은 고딕"/>
+                <w:b/>
+                <w:sz w:val="18"/>
+              </w:rPr>
+              <w:t>First Co.</w:t>
+            </w:r>
+          </w:p>
+        </w:tc>
+        <w:tc>
+          <w:tcPr>
+            <w:tcW w:type="dxa" w:w="2268"/>
+          </w:tcPr>
+          <w:p>
+            <w:pPr>
+              <w:spacing w:before="0" w:after="0"/>
+            </w:pPr>
+            <w:r>
+              <w:rPr>
+                <w:rFonts w:eastAsia="맑은 고딕" w:ascii="맑은 고딕" w:hAnsi="맑은 고딕"/>
+                <w:b w:val="0"/>
+                <w:sz w:val="18"/>
+              </w:rPr>
+              <w:t>HCXW(ECM) 스펙시트 2024-07판: firstco.com/wp-content/uploads/2021/08/HCXW-ECM-Spec-8.7.24.pdf</w:t>
+            </w:r>
+          </w:p>
+        </w:tc>
+        <w:tc>
+          <w:tcPr>
+            <w:tcW w:type="dxa" w:w="2268"/>
+          </w:tcPr>
+          <w:p>
+            <w:pPr>
+              <w:spacing w:before="0" w:after="0"/>
+            </w:pPr>
+            <w:r>
+              <w:rPr>
+                <w:rFonts w:eastAsia="맑은 고딕" w:ascii="맑은 고딕" w:hAnsi="맑은 고딕"/>
+                <w:b/>
+                <w:sz w:val="18"/>
+              </w:rPr>
+              <w:t>[검증]</w:t>
+            </w:r>
+            <w:r>
+              <w:rPr>
+                <w:rFonts w:eastAsia="맑은 고딕" w:ascii="맑은 고딕" w:hAnsi="맑은 고딕"/>
+                <w:b w:val="0"/>
+                <w:sz w:val="18"/>
+              </w:rPr>
+              <w:t xml:space="preserve"> "designed for use with ... hot water boilers, and Tankless Water Heaters" 명기. 탱크리스 결합 시 </w:t>
+            </w:r>
+            <w:r>
+              <w:rPr>
+                <w:rFonts w:eastAsia="맑은 고딕" w:ascii="맑은 고딕" w:hAnsi="맑은 고딕"/>
+                <w:b/>
+                <w:sz w:val="18"/>
+              </w:rPr>
+              <w:t>흐름제어모듈 #940-2CV 필수</w:t>
+            </w:r>
+            <w:r>
+              <w:rPr>
+                <w:rFonts w:eastAsia="맑은 고딕" w:ascii="맑은 고딕" w:hAnsi="맑은 고딕"/>
+                <w:b w:val="0"/>
+                <w:sz w:val="18"/>
+              </w:rPr>
+              <w:t>(부품·비용 추가, "Contact factory"). 입수온 상한 180°F, 열원은 NSF/ANSI potable 인증 요구. 36HCXW가 160°F·5.2GPM·1200CFM에서 51.8k BTU/h → 48k 목표 충족. 펌프 미포함(현장 공급). 보일러 직결 릴레이·45초 코일 예열 딜레이(찬바람 방지) 내장</w:t>
+            </w:r>
+          </w:p>
+        </w:tc>
+        <w:tc>
+          <w:tcPr>
+            <w:tcW w:type="dxa" w:w="2268"/>
+          </w:tcPr>
+          <w:p>
+            <w:pPr>
+              <w:spacing w:before="0" w:after="0"/>
+            </w:pPr>
+            <w:r>
+              <w:rPr>
+                <w:rFonts w:eastAsia="맑은 고딕" w:ascii="맑은 고딕" w:hAnsi="맑은 고딕"/>
+                <w:b w:val="0"/>
+                <w:sz w:val="18"/>
+              </w:rPr>
+              <w:t>◎ 명시</w:t>
+            </w:r>
+          </w:p>
+        </w:tc>
+      </w:tr>
+      <w:tr>
+        <w:tc>
+          <w:tcPr>
+            <w:tcW w:type="dxa" w:w="2268"/>
+          </w:tcPr>
+          <w:p>
+            <w:pPr>
+              <w:spacing w:before="0" w:after="0"/>
+            </w:pPr>
+            <w:r>
+              <w:rPr>
+                <w:rFonts w:eastAsia="맑은 고딕" w:ascii="맑은 고딕" w:hAnsi="맑은 고딕"/>
+                <w:b/>
+                <w:sz w:val="18"/>
+              </w:rPr>
+              <w:t>iFlow</w:t>
+            </w:r>
+          </w:p>
+        </w:tc>
+        <w:tc>
+          <w:tcPr>
+            <w:tcW w:type="dxa" w:w="2268"/>
+          </w:tcPr>
+          <w:p>
+            <w:pPr>
+              <w:spacing w:before="0" w:after="0"/>
+            </w:pPr>
+            <w:r>
+              <w:rPr>
+                <w:rFonts w:eastAsia="맑은 고딕" w:ascii="맑은 고딕" w:hAnsi="맑은 고딕"/>
+                <w:b w:val="0"/>
+                <w:sz w:val="18"/>
+              </w:rPr>
+              <w:t>설치매뉴얼 V2.2.0(2021-11): iflowhvac.com/wp-content/uploads/2021/11/Manual-A2-V2.2.0-20211101.pdf</w:t>
+            </w:r>
+          </w:p>
+        </w:tc>
+        <w:tc>
+          <w:tcPr>
+            <w:tcW w:type="dxa" w:w="2268"/>
+          </w:tcPr>
+          <w:p>
+            <w:pPr>
+              <w:spacing w:before="0" w:after="0"/>
+            </w:pPr>
+            <w:r>
+              <w:rPr>
+                <w:rFonts w:eastAsia="맑은 고딕" w:ascii="맑은 고딕" w:hAnsi="맑은 고딕"/>
+                <w:b/>
+                <w:sz w:val="18"/>
+              </w:rPr>
+              <w:t>[검증]</w:t>
+            </w:r>
+            <w:r>
+              <w:rPr>
+                <w:rFonts w:eastAsia="맑은 고딕" w:ascii="맑은 고딕" w:hAnsi="맑은 고딕"/>
+                <w:b w:val="0"/>
+                <w:sz w:val="18"/>
+              </w:rPr>
+              <w:t xml:space="preserve"> 적용 구성 8가지 중 </w:t>
+            </w:r>
+            <w:r>
+              <w:rPr>
+                <w:rFonts w:eastAsia="맑은 고딕" w:ascii="맑은 고딕" w:hAnsi="맑은 고딕"/>
+                <w:b/>
+                <w:sz w:val="18"/>
+              </w:rPr>
+              <w:t>1번이 '탱크리스 온수기'</w:t>
+            </w:r>
+            <w:r>
+              <w:rPr>
+                <w:rFonts w:eastAsia="맑은 고딕" w:ascii="맑은 고딕" w:hAnsi="맑은 고딕"/>
+                <w:b w:val="0"/>
+                <w:sz w:val="18"/>
+              </w:rPr>
+              <w:t xml:space="preserve">. CSA P.9-11 TPF 0.98 표방, NSF 372, 음용수 개방계 승인 + 24시간 자동 순환(B214-12 정체수 요건). </w:t>
+            </w:r>
+            <w:r>
+              <w:rPr>
+                <w:rFonts w:eastAsia="맑은 고딕" w:ascii="맑은 고딕" w:hAnsi="맑은 고딕"/>
+                <w:b/>
+                <w:sz w:val="18"/>
+              </w:rPr>
+              <w:t>Navien 탱크리스와 통신 연동이 표준 기능</w:t>
+            </w:r>
+            <w:r>
+              <w:rPr>
+                <w:rFonts w:eastAsia="맑은 고딕" w:ascii="맑은 고딕" w:hAnsi="맑은 고딕"/>
+                <w:b w:val="0"/>
+                <w:sz w:val="18"/>
+              </w:rPr>
+              <w:t xml:space="preserve"> — 경쟁사 기성 연동이 이미 존재. iFLH-160000이 140°F에서 48.4k, 160°F에서 62.6k BTU/h(정격 2.9GPM). 펌프 현장 공급, 스케일은 보증 제외</w:t>
+            </w:r>
+          </w:p>
+        </w:tc>
+        <w:tc>
+          <w:tcPr>
+            <w:tcW w:type="dxa" w:w="2268"/>
+          </w:tcPr>
+          <w:p>
+            <w:pPr>
+              <w:spacing w:before="0" w:after="0"/>
+            </w:pPr>
+            <w:r>
+              <w:rPr>
+                <w:rFonts w:eastAsia="맑은 고딕" w:ascii="맑은 고딕" w:hAnsi="맑은 고딕"/>
+                <w:b w:val="0"/>
+                <w:sz w:val="18"/>
+              </w:rPr>
+              <w:t>◎ 명시 (Navien 연동 내장)</w:t>
+            </w:r>
+          </w:p>
+        </w:tc>
+      </w:tr>
+      <w:tr>
+        <w:tc>
+          <w:tcPr>
+            <w:tcW w:type="dxa" w:w="2268"/>
+          </w:tcPr>
+          <w:p>
+            <w:pPr>
+              <w:spacing w:before="0" w:after="0"/>
+            </w:pPr>
+            <w:r>
+              <w:rPr>
+                <w:rFonts w:eastAsia="맑은 고딕" w:ascii="맑은 고딕" w:hAnsi="맑은 고딕"/>
+                <w:b/>
+                <w:sz w:val="18"/>
+              </w:rPr>
+              <w:t>Hi-Velocity</w:t>
+            </w:r>
+          </w:p>
+        </w:tc>
+        <w:tc>
+          <w:tcPr>
+            <w:tcW w:type="dxa" w:w="2268"/>
+          </w:tcPr>
+          <w:p>
+            <w:pPr>
+              <w:spacing w:before="0" w:after="0"/>
+            </w:pPr>
+            <w:r>
+              <w:rPr>
+                <w:rFonts w:eastAsia="맑은 고딕" w:ascii="맑은 고딕" w:hAnsi="맑은 고딕"/>
+                <w:b w:val="0"/>
+                <w:sz w:val="18"/>
+              </w:rPr>
+              <w:t>HWC 코일 설치매뉴얼(2021-12): hi-velocity.com/en/hwc/Manual-HWC-Hot-Water-Coil-Installation-120121.pdf</w:t>
+            </w:r>
+          </w:p>
+        </w:tc>
+        <w:tc>
+          <w:tcPr>
+            <w:tcW w:type="dxa" w:w="2268"/>
+          </w:tcPr>
+          <w:p>
+            <w:pPr>
+              <w:spacing w:before="0" w:after="0"/>
+            </w:pPr>
+            <w:r>
+              <w:rPr>
+                <w:rFonts w:eastAsia="맑은 고딕" w:ascii="맑은 고딕" w:hAnsi="맑은 고딕"/>
+                <w:b/>
+                <w:sz w:val="18"/>
+              </w:rPr>
+              <w:t>[검증]</w:t>
+            </w:r>
+            <w:r>
+              <w:rPr>
+                <w:rFonts w:eastAsia="맑은 고딕" w:ascii="맑은 고딕" w:hAnsi="맑은 고딕"/>
+                <w:b w:val="0"/>
+                <w:sz w:val="18"/>
+              </w:rPr>
+              <w:t xml:space="preserve"> potable 계통 사용 공식 승인. 그러나 </w:t>
+            </w:r>
+            <w:r>
+              <w:rPr>
+                <w:rFonts w:eastAsia="맑은 고딕" w:ascii="맑은 고딕" w:hAnsi="맑은 고딕"/>
+                <w:b/>
+                <w:sz w:val="18"/>
+              </w:rPr>
+              <w:t>열원 예시에 '탱크리스'가 명시돼 있지 않음</w:t>
+            </w:r>
+            <w:r>
+              <w:rPr>
+                <w:rFonts w:eastAsia="맑은 고딕" w:ascii="맑은 고딕" w:hAnsi="맑은 고딕"/>
+                <w:b w:val="0"/>
+                <w:sz w:val="18"/>
+              </w:rPr>
+              <w:t>(이중목적 온수탱크·보일러·태양열만 열거) → RING 결합은 유추 적용, 접촉 시 명시 확인 필요. HWC-50이 180°F·5GPM에서 54.5k BTU/h. 24시간 5분 순환 타이머 내장, 공급·환수 스프링 체크밸브 필수, 코일 500psi 누설시험·저압강하 설계(탱크리스 결합에 유리)</w:t>
+            </w:r>
+          </w:p>
+        </w:tc>
+        <w:tc>
+          <w:tcPr>
+            <w:tcW w:type="dxa" w:w="2268"/>
+          </w:tcPr>
+          <w:p>
+            <w:pPr>
+              <w:spacing w:before="0" w:after="0"/>
+            </w:pPr>
+            <w:r>
+              <w:rPr>
+                <w:rFonts w:eastAsia="맑은 고딕" w:ascii="맑은 고딕" w:hAnsi="맑은 고딕"/>
+                <w:b w:val="0"/>
+                <w:sz w:val="18"/>
+              </w:rPr>
+              <w:t>○ potable 승인, 탱크리스 명시 없음</w:t>
+            </w:r>
+          </w:p>
+        </w:tc>
+      </w:tr>
+      <w:tr>
+        <w:tc>
+          <w:tcPr>
+            <w:tcW w:type="dxa" w:w="2268"/>
+          </w:tcPr>
+          <w:p>
+            <w:pPr>
+              <w:spacing w:before="0" w:after="0"/>
+            </w:pPr>
+            <w:r>
+              <w:rPr>
+                <w:rFonts w:eastAsia="맑은 고딕" w:ascii="맑은 고딕" w:hAnsi="맑은 고딕"/>
+                <w:b/>
+                <w:sz w:val="18"/>
+              </w:rPr>
+              <w:t>IBC</w:t>
+            </w:r>
+            <w:r>
+              <w:rPr>
+                <w:rFonts w:eastAsia="맑은 고딕" w:ascii="맑은 고딕" w:hAnsi="맑은 고딕"/>
+                <w:b w:val="0"/>
+                <w:sz w:val="18"/>
+              </w:rPr>
+              <w:t xml:space="preserve"> (벤치마크)</w:t>
+            </w:r>
+          </w:p>
+        </w:tc>
+        <w:tc>
+          <w:tcPr>
+            <w:tcW w:type="dxa" w:w="2268"/>
+          </w:tcPr>
+          <w:p>
+            <w:pPr>
+              <w:spacing w:before="0" w:after="0"/>
+            </w:pPr>
+            <w:r>
+              <w:rPr>
+                <w:rFonts w:eastAsia="맑은 고딕" w:ascii="맑은 고딕" w:hAnsi="맑은 고딕"/>
+                <w:b w:val="0"/>
+                <w:sz w:val="18"/>
+              </w:rPr>
+              <w:t>AHU 제품페이지 + 설치매뉴얼(120-324E7): ibcboiler.com/consumer/products/ahu/ahu/</w:t>
+            </w:r>
+          </w:p>
+        </w:tc>
+        <w:tc>
+          <w:tcPr>
+            <w:tcW w:type="dxa" w:w="2268"/>
+          </w:tcPr>
+          <w:p>
+            <w:pPr>
+              <w:spacing w:before="0" w:after="0"/>
+            </w:pPr>
+            <w:r>
+              <w:rPr>
+                <w:rFonts w:eastAsia="맑은 고딕" w:ascii="맑은 고딕" w:hAnsi="맑은 고딕"/>
+                <w:b/>
+                <w:sz w:val="18"/>
+              </w:rPr>
+              <w:t>[검증]</w:t>
+            </w:r>
+            <w:r>
+              <w:rPr>
+                <w:rFonts w:eastAsia="맑은 고딕" w:ascii="맑은 고딕" w:hAnsi="맑은 고딕"/>
+                <w:b w:val="0"/>
+                <w:sz w:val="18"/>
+              </w:rPr>
+              <w:t xml:space="preserve"> "</w:t>
+            </w:r>
+            <w:r>
+              <w:rPr>
+                <w:rFonts w:eastAsia="맑은 고딕" w:ascii="맑은 고딕" w:hAnsi="맑은 고딕"/>
+                <w:b/>
+                <w:sz w:val="18"/>
+              </w:rPr>
+              <w:t>Lead-free coil for pairing with a tankless water heater</w:t>
+            </w:r>
+            <w:r>
+              <w:rPr>
+                <w:rFonts w:eastAsia="맑은 고딕" w:ascii="맑은 고딕" w:hAnsi="맑은 고딕"/>
+                <w:b w:val="0"/>
+                <w:sz w:val="18"/>
+              </w:rPr>
+              <w:t xml:space="preserve">" — 벤치마크 업체가 온수기+A/H 조합을 공식 인정. 150 PSI 이하 모든 온수기기 사용 가능(열원 개방형). 매뉴얼에 </w:t>
+            </w:r>
+            <w:r>
+              <w:rPr>
+                <w:rFonts w:eastAsia="맑은 고딕" w:ascii="맑은 고딕" w:hAnsi="맑은 고딕"/>
+                <w:b/>
+                <w:sz w:val="18"/>
+              </w:rPr>
+              <w:t>탱크리스 연결 전용 섹션(3.5)</w:t>
+            </w:r>
+            <w:r>
+              <w:rPr>
+                <w:rFonts w:eastAsia="맑은 고딕" w:ascii="맑은 고딕" w:hAnsi="맑은 고딕"/>
+                <w:b w:val="0"/>
+                <w:sz w:val="18"/>
+              </w:rPr>
+              <w:t xml:space="preserve"> + 펌웨어 'Tankless Mode' + 탱크리스와 배관 10ft 이내 규정 + NSF 372 인증. AHU 800이 195°F·3GPM에서 68.6 MBH(단 195°F 정격 — RING 160~180°F에서는 감소)</w:t>
+            </w:r>
+          </w:p>
+        </w:tc>
+        <w:tc>
+          <w:tcPr>
+            <w:tcW w:type="dxa" w:w="2268"/>
+          </w:tcPr>
+          <w:p>
+            <w:pPr>
+              <w:spacing w:before="0" w:after="0"/>
+            </w:pPr>
+            <w:r>
+              <w:rPr>
+                <w:rFonts w:eastAsia="맑은 고딕" w:ascii="맑은 고딕" w:hAnsi="맑은 고딕"/>
+                <w:b w:val="0"/>
+                <w:sz w:val="18"/>
+              </w:rPr>
+              <w:t>◎ 명시 (전용 모드까지)</w:t>
+            </w:r>
+          </w:p>
+        </w:tc>
+      </w:tr>
+    </w:tbl>
+    <w:p>
+      <w:pPr>
+        <w:spacing w:before="0" w:after="0"/>
+      </w:pPr>
+      <w:r>
+        <w:rPr>
+          <w:rFonts w:eastAsia="맑은 고딕" w:ascii="맑은 고딕" w:hAnsi="맑은 고딕"/>
+          <w:b/>
+          <w:sz w:val="22"/>
+        </w:rPr>
+        <w:t xml:space="preserve">2.2 2차 후보 — 원자료 확보, 교차검증 미완 </w:t>
+      </w:r>
+      <w:r>
+        <w:rPr>
+          <w:rFonts w:eastAsia="맑은 고딕" w:ascii="맑은 고딕" w:hAnsi="맑은 고딕"/>
+          <w:b/>
+          <w:sz w:val="22"/>
+        </w:rPr>
+        <w:t>[미검증]</w:t>
+      </w:r>
+    </w:p>
+    <w:p>
+      <w:pPr>
+        <w:spacing w:before="0" w:after="0"/>
+      </w:pPr>
+      <w:r>
+        <w:rPr>
+          <w:rFonts w:eastAsia="맑은 고딕" w:ascii="맑은 고딕" w:hAnsi="맑은 고딕"/>
+          <w:b w:val="0"/>
+          <w:sz w:val="20"/>
+        </w:rPr>
+        <w:t xml:space="preserve">   • </w:t>
+      </w:r>
+      <w:r>
+        <w:rPr>
+          <w:rFonts w:eastAsia="맑은 고딕" w:ascii="맑은 고딕" w:hAnsi="맑은 고딕"/>
+          <w:b/>
+          <w:sz w:val="20"/>
+        </w:rPr>
+        <w:t>ADP</w:t>
+      </w:r>
+      <w:r>
+        <w:rPr>
+          <w:rFonts w:eastAsia="맑은 고딕" w:ascii="맑은 고딕" w:hAnsi="맑은 고딕"/>
+          <w:b w:val="0"/>
+          <w:sz w:val="20"/>
+        </w:rPr>
+        <w:t xml:space="preserve"> (MX Series Spec Guide SG-MAH-11-1, 2025-07판: adpnow.com): potable 적합 명시, 컨트롤보드에 "온수기 또는 보일러 작동용 보조접점" 표준 내장, 6시간마다 펌프 1분 가동(정체수 제거), 40°F 동결방지 표준. Size 08(800CFM, 4-row)이 160°F·3GPM에서 43.1~51.9k, 180°F에서 52.9~63.7k BTU/h. </w:t>
+      </w:r>
+      <w:r>
+        <w:rPr>
+          <w:rFonts w:eastAsia="맑은 고딕" w:ascii="맑은 고딕" w:hAnsi="맑은 고딕"/>
+          <w:b/>
+          <w:sz w:val="20"/>
+        </w:rPr>
+        <w:t>온수기 열원 시 배관 길이 제약을 표로 명시</w:t>
+      </w:r>
+      <w:r>
+        <w:rPr>
+          <w:rFonts w:eastAsia="맑은 고딕" w:ascii="맑은 고딕" w:hAnsi="맑은 고딕"/>
+          <w:b w:val="0"/>
+          <w:sz w:val="20"/>
+        </w:rPr>
+        <w:t>(예: 3/4" 3GPM 최대 105ft — 배관 온도손실 경고). 단 온수 모델은 PSC 모터만(ECM 없음). 캐나다 유통사 Ward Heating이 온라인 취급 확인(MXC08W: 140°F 40.6k / 180°F 67.5k).</w:t>
+      </w:r>
+    </w:p>
+    <w:p>
+      <w:pPr>
+        <w:spacing w:before="0" w:after="0"/>
+      </w:pPr>
+      <w:r>
+        <w:rPr>
+          <w:rFonts w:eastAsia="맑은 고딕" w:ascii="맑은 고딕" w:hAnsi="맑은 고딕"/>
+          <w:b w:val="0"/>
+          <w:sz w:val="20"/>
+        </w:rPr>
+        <w:t xml:space="preserve">   • </w:t>
+      </w:r>
+      <w:r>
+        <w:rPr>
+          <w:rFonts w:eastAsia="맑은 고딕" w:ascii="맑은 고딕" w:hAnsi="맑은 고딕"/>
+          <w:b/>
+          <w:sz w:val="20"/>
+        </w:rPr>
+        <w:t>SunTherm/Mortex</w:t>
+      </w:r>
+      <w:r>
+        <w:rPr>
+          <w:rFonts w:eastAsia="맑은 고딕" w:ascii="맑은 고딕" w:hAnsi="맑은 고딕"/>
+          <w:b w:val="0"/>
+          <w:sz w:val="20"/>
+        </w:rPr>
+        <w:t xml:space="preserve"> (mortx.com, 라이브 사이트는 Cloudflare 차단 → web.archive.org 경유): H41/H15 다위치 hydronic A/H 최대 106k BTU@180°F, 동파방지 스위치 기본, 펌프 옵션. 벽매립형 HO2/HO3(최대 109k@180°F)로 멀티패밀리 대응. 단 MMVE 모듈러 하이드로닉 퍼니스의 제어는 "펌프·</w:t>
+      </w:r>
+      <w:r>
+        <w:rPr>
+          <w:rFonts w:eastAsia="맑은 고딕" w:ascii="맑은 고딕" w:hAnsi="맑은 고딕"/>
+          <w:b/>
+          <w:sz w:val="20"/>
+        </w:rPr>
+        <w:t>보일러</w:t>
+      </w:r>
+      <w:r>
+        <w:rPr>
+          <w:rFonts w:eastAsia="맑은 고딕" w:ascii="맑은 고딕" w:hAnsi="맑은 고딕"/>
+          <w:b w:val="0"/>
+          <w:sz w:val="20"/>
+        </w:rPr>
+        <w:t xml:space="preserve"> 구동 건접점"으로 보일러 중심이고 </w:t>
+      </w:r>
+      <w:r>
+        <w:rPr>
+          <w:rFonts w:eastAsia="맑은 고딕" w:ascii="맑은 고딕" w:hAnsi="맑은 고딕"/>
+          <w:b/>
+          <w:sz w:val="20"/>
+        </w:rPr>
+        <w:t>탱크리스 지원 문구는 페이지에 없음</w:t>
+      </w:r>
+      <w:r>
+        <w:rPr>
+          <w:rFonts w:eastAsia="맑은 고딕" w:ascii="맑은 고딕" w:hAnsi="맑은 고딕"/>
+          <w:b w:val="0"/>
+          <w:sz w:val="20"/>
+        </w:rPr>
+        <w:t>. 브로셔·설치매뉴얼 PDF 직다운로드 가능(SunTherm-Summit Sell Sheet 등). 연락처: 800-444-6354, Fort Worth, TX.</w:t>
+      </w:r>
+    </w:p>
+    <w:p>
+      <w:pPr>
+        <w:spacing w:before="0" w:after="0"/>
+      </w:pPr>
+      <w:r>
+        <w:rPr>
+          <w:rFonts w:eastAsia="맑은 고딕" w:ascii="맑은 고딕" w:hAnsi="맑은 고딕"/>
+          <w:b w:val="0"/>
+          <w:sz w:val="20"/>
+        </w:rPr>
+        <w:t xml:space="preserve">   • </w:t>
+      </w:r>
+      <w:r>
+        <w:rPr>
+          <w:rFonts w:eastAsia="맑은 고딕" w:ascii="맑은 고딕" w:hAnsi="맑은 고딕"/>
+          <w:b/>
+          <w:sz w:val="20"/>
+        </w:rPr>
+        <w:t>Ecologix</w:t>
+      </w:r>
+      <w:r>
+        <w:rPr>
+          <w:rFonts w:eastAsia="맑은 고딕" w:ascii="맑은 고딕" w:hAnsi="맑은 고딕"/>
+          <w:b w:val="0"/>
+          <w:sz w:val="20"/>
+        </w:rPr>
+        <w:t>: 홈페이지 직접 확인은 못 했으나, HVAC-Talk 설치업자 평판 확보 — "</w:t>
+      </w:r>
+      <w:r>
+        <w:rPr>
+          <w:rFonts w:eastAsia="맑은 고딕" w:ascii="맑은 고딕" w:hAnsi="맑은 고딕"/>
+          <w:b/>
+          <w:sz w:val="20"/>
+        </w:rPr>
+        <w:t>지금까지 본 것 중 최고의 하이드로닉 에어핸들러</w:t>
+      </w:r>
+      <w:r>
+        <w:rPr>
+          <w:rFonts w:eastAsia="맑은 고딕" w:ascii="맑은 고딕" w:hAnsi="맑은 고딕"/>
+          <w:b w:val="0"/>
+          <w:sz w:val="20"/>
+        </w:rPr>
+        <w:t xml:space="preserve">. 표준 A/H에 온수코일을 얹은 게 아니라 처음부터 하이드로닉 전용 설계"라는 극찬과 함께, </w:t>
+      </w:r>
+      <w:r>
+        <w:rPr>
+          <w:rFonts w:eastAsia="맑은 고딕" w:ascii="맑은 고딕" w:hAnsi="맑은 고딕"/>
+          <w:b/>
+          <w:sz w:val="20"/>
+        </w:rPr>
+        <w:t>미국에서 구하기 어렵고 고객서비스 응대가 타 브랜드보다 못하다</w:t>
+      </w:r>
+      <w:r>
+        <w:rPr>
+          <w:rFonts w:eastAsia="맑은 고딕" w:ascii="맑은 고딕" w:hAnsi="맑은 고딕"/>
+          <w:b w:val="0"/>
+          <w:sz w:val="20"/>
+        </w:rPr>
+        <w:t>는 단점 병기 [포럼].</w:t>
+      </w:r>
+    </w:p>
+    <w:p>
+      <w:pPr>
+        <w:spacing w:before="0" w:after="0"/>
+      </w:pPr>
+      <w:r>
+        <w:rPr>
+          <w:rFonts w:eastAsia="맑은 고딕" w:ascii="맑은 고딕" w:hAnsi="맑은 고딕"/>
+          <w:b/>
+          <w:sz w:val="22"/>
+        </w:rPr>
+        <w:t>2.3 평판·기타</w:t>
+      </w:r>
+    </w:p>
+    <w:p>
+      <w:pPr>
+        <w:spacing w:before="0" w:after="0"/>
+      </w:pPr>
+      <w:r>
+        <w:rPr>
+          <w:rFonts w:eastAsia="맑은 고딕" w:ascii="맑은 고딕" w:hAnsi="맑은 고딕"/>
+          <w:b w:val="0"/>
+          <w:sz w:val="20"/>
+        </w:rPr>
+        <w:t xml:space="preserve">   • First Co 부정 평판 1건 [포럼]: 4~5년 사용 후 판금 마감 불량으로 공기 누설·먼지 축적 보고 — RFI 시 캐비닛 기밀·마감 사양 질문에 반영 권장.</w:t>
+      </w:r>
+    </w:p>
+    <w:p>
+      <w:pPr>
+        <w:spacing w:before="0" w:after="0"/>
+      </w:pPr>
+      <w:r>
+        <w:rPr>
+          <w:rFonts w:eastAsia="맑은 고딕" w:ascii="맑은 고딕" w:hAnsi="맑은 고딕"/>
+          <w:b w:val="0"/>
+          <w:sz w:val="20"/>
+        </w:rPr>
+        <w:t xml:space="preserve">   • Rinnai·Rheem이 자사 탱크리스용 potable 에어핸들러를 직접 판매 중 [포럼 교차 진술] — RING TWIN의 직접 선례이자 경쟁 구도(열원사가 A/H까지 파는 모델).</w:t>
+      </w:r>
+    </w:p>
+    <w:p>
+      <w:pPr>
+        <w:spacing w:before="0" w:after="0"/>
+      </w:pPr>
+      <w:r>
+        <w:rPr>
+          <w:rFonts w:eastAsia="맑은 고딕" w:ascii="맑은 고딕" w:hAnsi="맑은 고딕"/>
+          <w:b w:val="0"/>
+          <w:sz w:val="20"/>
+        </w:rPr>
+        <w:t xml:space="preserve">   • Apollo(온수기+에어핸들러) 시스템이 실주택에서 약 28년 가동된 사례 [포럼] — 이 아키텍처 자체는 역사가 김.</w:t>
+      </w:r>
+    </w:p>
+    <w:p>
+      <w:pPr>
+        <w:spacing w:before="0" w:after="0"/>
+      </w:pPr>
+      <w:r>
+        <w:rPr>
+          <w:rFonts w:eastAsia="맑은 고딕" w:ascii="맑은 고딕" w:hAnsi="맑은 고딕"/>
+          <w:b/>
+          <w:sz w:val="22"/>
+        </w:rPr>
+        <w:t>2.4 이번 조사에서 확인하지 못한 것 (커버리지 갭)</w:t>
+      </w:r>
+    </w:p>
+    <w:p>
+      <w:pPr>
+        <w:spacing w:before="0" w:after="0"/>
+      </w:pPr>
+      <w:r>
+        <w:rPr>
+          <w:rFonts w:eastAsia="맑은 고딕" w:ascii="맑은 고딕" w:hAnsi="맑은 고딕"/>
+          <w:b w:val="0"/>
+          <w:sz w:val="20"/>
+        </w:rPr>
+        <w:t xml:space="preserve">   • </w:t>
+      </w:r>
+      <w:r>
+        <w:rPr>
+          <w:rFonts w:eastAsia="맑은 고딕" w:ascii="맑은 고딕" w:hAnsi="맑은 고딕"/>
+          <w:b/>
+          <w:sz w:val="20"/>
+        </w:rPr>
+        <w:t>유튜브 설치영상·채널</w:t>
+      </w:r>
+      <w:r>
+        <w:rPr>
+          <w:rFonts w:eastAsia="맑은 고딕" w:ascii="맑은 고딕" w:hAnsi="맑은 고딕"/>
+          <w:b w:val="0"/>
+          <w:sz w:val="20"/>
+        </w:rPr>
+        <w:t>: 검색 단계에서 우선순위에 밀려 개별 확인 못 함.</w:t>
+      </w:r>
+    </w:p>
+    <w:p>
+      <w:pPr>
+        <w:spacing w:before="0" w:after="0"/>
+      </w:pPr>
+      <w:r>
+        <w:rPr>
+          <w:rFonts w:eastAsia="맑은 고딕" w:ascii="맑은 고딕" w:hAnsi="맑은 고딕"/>
+          <w:b w:val="0"/>
+          <w:sz w:val="20"/>
+        </w:rPr>
+        <w:t xml:space="preserve">   • </w:t>
+      </w:r>
+      <w:r>
+        <w:rPr>
+          <w:rFonts w:eastAsia="맑은 고딕" w:ascii="맑은 고딕" w:hAnsi="맑은 고딕"/>
+          <w:b/>
+          <w:sz w:val="20"/>
+        </w:rPr>
+        <w:t>AIRMAX, EcoSmart, Gradient Thermal</w:t>
+      </w:r>
+      <w:r>
+        <w:rPr>
+          <w:rFonts w:eastAsia="맑은 고딕" w:ascii="맑은 고딕" w:hAnsi="맑은 고딕"/>
+          <w:b w:val="0"/>
+          <w:sz w:val="20"/>
+        </w:rPr>
+        <w:t>: 실물 fetch 미도달 — 본보고서 기재 내용 유지.</w:t>
+      </w:r>
+    </w:p>
+    <w:p>
+      <w:pPr>
+        <w:spacing w:before="0" w:after="0"/>
+      </w:pPr>
+      <w:r>
+        <w:rPr>
+          <w:rFonts w:eastAsia="맑은 고딕" w:ascii="맑은 고딕" w:hAnsi="맑은 고딕"/>
+          <w:b w:val="0"/>
+          <w:sz w:val="20"/>
+        </w:rPr>
+        <w:t xml:space="preserve">   • </w:t>
+      </w:r>
+      <w:r>
+        <w:rPr>
+          <w:rFonts w:eastAsia="맑은 고딕" w:ascii="맑은 고딕" w:hAnsi="맑은 고딕"/>
+          <w:b/>
+          <w:sz w:val="20"/>
+        </w:rPr>
+        <w:t>Ferguson·Winsupply 등 미국 도매 취급 브랜드</w:t>
+      </w:r>
+      <w:r>
+        <w:rPr>
+          <w:rFonts w:eastAsia="맑은 고딕" w:ascii="맑은 고딕" w:hAnsi="맑은 고딕"/>
+          <w:b w:val="0"/>
+          <w:sz w:val="20"/>
+        </w:rPr>
+        <w:t>: 미확인 (아래 4장의 확인된 채널로 대체).</w:t>
+      </w:r>
+    </w:p>
+    <w:p>
+      <w:pPr>
+        <w:spacing w:before="0" w:after="0"/>
+      </w:pPr>
+    </w:p>
+    <w:p>
+      <w:pPr>
+        <w:spacing w:before="0" w:after="0"/>
+      </w:pPr>
+      <w:r>
+        <w:rPr>
+          <w:rFonts w:eastAsia="맑은 고딕" w:ascii="맑은 고딕" w:hAnsi="맑은 고딕"/>
+          <w:b/>
+          <w:sz w:val="26"/>
+        </w:rPr>
+        <w:t>3. TWIN 시스템(온수기 2대) 장단점 추가 검토</w:t>
+      </w:r>
+    </w:p>
+    <w:p>
+      <w:pPr>
+        <w:spacing w:before="0" w:after="0"/>
+      </w:pPr>
+      <w:r>
+        <w:rPr>
+          <w:rFonts w:eastAsia="맑은 고딕" w:ascii="맑은 고딕" w:hAnsi="맑은 고딕"/>
+          <w:b/>
+          <w:sz w:val="22"/>
+        </w:rPr>
+        <w:t>3.1 '2대 분리'를 지지하는 실증 근거 — 포럼에서 다수 확보</w:t>
+      </w:r>
+    </w:p>
+    <w:p>
+      <w:pPr>
+        <w:spacing w:before="0" w:after="0"/>
+      </w:pPr>
+      <w:r>
+        <w:rPr>
+          <w:rFonts w:eastAsia="맑은 고딕" w:ascii="맑은 고딕" w:hAnsi="맑은 고딕"/>
+          <w:b w:val="0"/>
+          <w:sz w:val="20"/>
+        </w:rPr>
+        <w:t xml:space="preserve">   1. </w:t>
+      </w:r>
+      <w:r>
+        <w:rPr>
+          <w:rFonts w:eastAsia="맑은 고딕" w:ascii="맑은 고딕" w:hAnsi="맑은 고딕"/>
+          <w:b/>
+          <w:sz w:val="20"/>
+        </w:rPr>
+        <w:t>1대 겸용의 실패는 실제 긴급출동 사례로 존재함</w:t>
+      </w:r>
+      <w:r>
+        <w:rPr>
+          <w:rFonts w:eastAsia="맑은 고딕" w:ascii="맑은 고딕" w:hAnsi="맑은 고딕"/>
+          <w:b w:val="0"/>
+          <w:sz w:val="20"/>
+        </w:rPr>
+        <w:t>: "장시간 샤워 → 난방 정지" 출동 보고 [포럼]. 급탕·난방 겸용 개방계에서 펌프 exercising 때마다 탱크리스가 불필요하게 점화·사이클링하는 부작용도 보고됨(Energy Vanguard).</w:t>
+      </w:r>
+    </w:p>
+    <w:p>
+      <w:pPr>
+        <w:spacing w:before="0" w:after="0"/>
+      </w:pPr>
+      <w:r>
+        <w:rPr>
+          <w:rFonts w:eastAsia="맑은 고딕" w:ascii="맑은 고딕" w:hAnsi="맑은 고딕"/>
+          <w:b w:val="0"/>
+          <w:sz w:val="20"/>
+        </w:rPr>
+        <w:t xml:space="preserve">   2. </w:t>
+      </w:r>
+      <w:r>
+        <w:rPr>
+          <w:rFonts w:eastAsia="맑은 고딕" w:ascii="맑은 고딕" w:hAnsi="맑은 고딕"/>
+          <w:b/>
+          <w:sz w:val="20"/>
+        </w:rPr>
+        <w:t>버퍼탱크로는 해결 안 됨</w:t>
+      </w:r>
+      <w:r>
+        <w:rPr>
+          <w:rFonts w:eastAsia="맑은 고딕" w:ascii="맑은 고딕" w:hAnsi="맑은 고딕"/>
+          <w:b w:val="0"/>
+          <w:sz w:val="20"/>
+        </w:rPr>
+        <w:t xml:space="preserve">: "탱크리스 1대에 소형 탱크를 붙여도 두 일 모두 부실하게 할 뿐" [포럼] → 겸용 개선이 아니라 </w:t>
+      </w:r>
+      <w:r>
+        <w:rPr>
+          <w:rFonts w:eastAsia="맑은 고딕" w:ascii="맑은 고딕" w:hAnsi="맑은 고딕"/>
+          <w:b/>
+          <w:sz w:val="20"/>
+        </w:rPr>
+        <w:t>분리가 정답</w:t>
+      </w:r>
+      <w:r>
+        <w:rPr>
+          <w:rFonts w:eastAsia="맑은 고딕" w:ascii="맑은 고딕" w:hAnsi="맑은 고딕"/>
+          <w:b w:val="0"/>
+          <w:sz w:val="20"/>
+        </w:rPr>
+        <w:t>이라는 방향과 일치.</w:t>
+      </w:r>
+    </w:p>
+    <w:p>
+      <w:pPr>
+        <w:spacing w:before="0" w:after="0"/>
+      </w:pPr>
+      <w:r>
+        <w:rPr>
+          <w:rFonts w:eastAsia="맑은 고딕" w:ascii="맑은 고딕" w:hAnsi="맑은 고딕"/>
+          <w:b w:val="0"/>
+          <w:sz w:val="20"/>
+        </w:rPr>
+        <w:t xml:space="preserve">   3. </w:t>
+      </w:r>
+      <w:r>
+        <w:rPr>
+          <w:rFonts w:eastAsia="맑은 고딕" w:ascii="맑은 고딕" w:hAnsi="맑은 고딕"/>
+          <w:b/>
+          <w:sz w:val="20"/>
+        </w:rPr>
+        <w:t>단일 고장점 제거</w:t>
+      </w:r>
+      <w:r>
+        <w:rPr>
+          <w:rFonts w:eastAsia="맑은 고딕" w:ascii="맑은 고딕" w:hAnsi="맑은 고딕"/>
+          <w:b w:val="0"/>
+          <w:sz w:val="20"/>
+        </w:rPr>
+        <w:t>: 탱크리스 1대 난방 구성은 "고장 나면 난방 전무"가 명시적 반대 논거로 쓰임(수리비 체감치: 온수기 약 CAD 4,000, A/H 약 CAD 3,000) [포럼] → TWIN 상호백업이 정확히 이 공격을 무력화함.</w:t>
+      </w:r>
+    </w:p>
+    <w:p>
+      <w:pPr>
+        <w:spacing w:before="0" w:after="0"/>
+      </w:pPr>
+      <w:r>
+        <w:rPr>
+          <w:rFonts w:eastAsia="맑은 고딕" w:ascii="맑은 고딕" w:hAnsi="맑은 고딕"/>
+          <w:b w:val="0"/>
+          <w:sz w:val="20"/>
+        </w:rPr>
+        <w:t xml:space="preserve">   4. </w:t>
+      </w:r>
+      <w:r>
+        <w:rPr>
+          <w:rFonts w:eastAsia="맑은 고딕" w:ascii="맑은 고딕" w:hAnsi="맑은 고딕"/>
+          <w:b/>
+          <w:sz w:val="20"/>
+        </w:rPr>
+        <w:t>부하별 별도 사이징이 효율 우위</w:t>
+      </w:r>
+      <w:r>
+        <w:rPr>
+          <w:rFonts w:eastAsia="맑은 고딕" w:ascii="맑은 고딕" w:hAnsi="맑은 고딕"/>
+          <w:b w:val="0"/>
+          <w:sz w:val="20"/>
+        </w:rPr>
+        <w:t>: "난방·급탕 유닛을 각각 정확히 사이징하면 콤비 1대보다 전체 효율이 높다"는 실무자 견해 [포럼] — TWIN의 효율 논거.</w:t>
+      </w:r>
+    </w:p>
+    <w:p>
+      <w:pPr>
+        <w:spacing w:before="0" w:after="0"/>
+      </w:pPr>
+      <w:r>
+        <w:rPr>
+          <w:rFonts w:eastAsia="맑은 고딕" w:ascii="맑은 고딕" w:hAnsi="맑은 고딕"/>
+          <w:b w:val="0"/>
+          <w:sz w:val="20"/>
+        </w:rPr>
+        <w:t xml:space="preserve">   5. </w:t>
+      </w:r>
+      <w:r>
+        <w:rPr>
+          <w:rFonts w:eastAsia="맑은 고딕" w:ascii="맑은 고딕" w:hAnsi="맑은 고딕"/>
+          <w:b/>
+          <w:sz w:val="20"/>
+        </w:rPr>
+        <w:t>난방 전용 탱크리스 선례 실재</w:t>
+      </w:r>
+      <w:r>
+        <w:rPr>
+          <w:rFonts w:eastAsia="맑은 고딕" w:ascii="맑은 고딕" w:hAnsi="맑은 고딕"/>
+          <w:b w:val="0"/>
+          <w:sz w:val="20"/>
+        </w:rPr>
+        <w:t>: Rinnai를 급탕 미겸용 난방 전용으로 First Co 코일에 물린 장기 사용 사례 [포럼] — TWIN #1 유닛과 동일 개념.</w:t>
+      </w:r>
+    </w:p>
+    <w:p>
+      <w:pPr>
+        <w:spacing w:before="0" w:after="0"/>
+      </w:pPr>
+      <w:r>
+        <w:rPr>
+          <w:rFonts w:eastAsia="맑은 고딕" w:ascii="맑은 고딕" w:hAnsi="맑은 고딕"/>
+          <w:b w:val="0"/>
+          <w:sz w:val="20"/>
+        </w:rPr>
+        <w:t xml:space="preserve">   6. </w:t>
+      </w:r>
+      <w:r>
+        <w:rPr>
+          <w:rFonts w:eastAsia="맑은 고딕" w:ascii="맑은 고딕" w:hAnsi="맑은 고딕"/>
+          <w:b/>
+          <w:sz w:val="20"/>
+        </w:rPr>
+        <w:t>히팅박스 접근의 외부 타당성</w:t>
+      </w:r>
+      <w:r>
+        <w:rPr>
+          <w:rFonts w:eastAsia="맑은 고딕" w:ascii="맑은 고딕" w:hAnsi="맑은 고딕"/>
+          <w:b w:val="0"/>
+          <w:sz w:val="20"/>
+        </w:rPr>
+        <w:t>: 포럼 전문가도 "판형 열교환기로 음용수·난방수 분리 + 140°F 운전"을 해법으로 제시 — RING 히팅박스(판형HX+펌프+TMV)와 동일한 기술 방향이 독립적으로 권고되고 있음.</w:t>
+      </w:r>
+    </w:p>
+    <w:p>
+      <w:pPr>
+        <w:spacing w:before="0" w:after="0"/>
+      </w:pPr>
+      <w:r>
+        <w:rPr>
+          <w:rFonts w:eastAsia="맑은 고딕" w:ascii="맑은 고딕" w:hAnsi="맑은 고딕"/>
+          <w:b/>
+          <w:sz w:val="22"/>
+        </w:rPr>
+        <w:t>3.2 단점·리스크 (추가 확인분)</w:t>
+      </w:r>
+    </w:p>
+    <w:tbl>
+      <w:tblPr>
+        <w:tblStyle w:val="af9"/>
+        <w:tblW w:type="auto" w:w="0"/>
+        <w:tblLook w:firstColumn="1" w:firstRow="1" w:lastColumn="0" w:lastRow="0" w:noHBand="0" w:noVBand="1" w:val="04A0"/>
+        <w:tblInd w:w="669" w:type="dxa"/>
+      </w:tblPr>
+      <w:tblGrid>
+        <w:gridCol w:w="3024"/>
+        <w:gridCol w:w="3024"/>
+        <w:gridCol w:w="3024"/>
+      </w:tblGrid>
+      <w:tr>
+        <w:tc>
+          <w:tcPr>
+            <w:tcW w:type="dxa" w:w="3024"/>
+          </w:tcPr>
+          <w:p>
+            <w:pPr>
+              <w:spacing w:before="0" w:after="0"/>
+              <w:jc w:val="center"/>
+            </w:pPr>
+            <w:r>
+              <w:rPr>
+                <w:rFonts w:eastAsia="맑은 고딕" w:ascii="맑은 고딕" w:hAnsi="맑은 고딕"/>
+                <w:b/>
+                <w:sz w:val="18"/>
+              </w:rPr>
+              <w:t>이슈</w:t>
+            </w:r>
+          </w:p>
+        </w:tc>
+        <w:tc>
+          <w:tcPr>
+            <w:tcW w:type="dxa" w:w="3024"/>
+          </w:tcPr>
+          <w:p>
+            <w:pPr>
+              <w:spacing w:before="0" w:after="0"/>
+              <w:jc w:val="center"/>
+            </w:pPr>
+            <w:r>
+              <w:rPr>
+                <w:rFonts w:eastAsia="맑은 고딕" w:ascii="맑은 고딕" w:hAnsi="맑은 고딕"/>
+                <w:b/>
+                <w:sz w:val="18"/>
+              </w:rPr>
+              <w:t>확인 내용</w:t>
+            </w:r>
+          </w:p>
+        </w:tc>
+        <w:tc>
+          <w:tcPr>
+            <w:tcW w:type="dxa" w:w="3024"/>
+          </w:tcPr>
+          <w:p>
+            <w:pPr>
+              <w:spacing w:before="0" w:after="0"/>
+              <w:jc w:val="center"/>
+            </w:pPr>
+            <w:r>
+              <w:rPr>
+                <w:rFonts w:eastAsia="맑은 고딕" w:ascii="맑은 고딕" w:hAnsi="맑은 고딕"/>
+                <w:b/>
+                <w:sz w:val="18"/>
+              </w:rPr>
+              <w:t>상태</w:t>
+            </w:r>
+          </w:p>
+        </w:tc>
+      </w:tr>
+      <w:tr>
+        <w:tc>
+          <w:tcPr>
+            <w:tcW w:type="dxa" w:w="3024"/>
+          </w:tcPr>
+          <w:p>
+            <w:pPr>
+              <w:spacing w:before="0" w:after="0"/>
+            </w:pPr>
+            <w:r>
+              <w:rPr>
+                <w:rFonts w:eastAsia="맑은 고딕" w:ascii="맑은 고딕" w:hAnsi="맑은 고딕"/>
+                <w:b w:val="0"/>
+                <w:sz w:val="18"/>
+              </w:rPr>
+              <w:t>벤팅 2개·연소공기</w:t>
+            </w:r>
+          </w:p>
+        </w:tc>
+        <w:tc>
+          <w:tcPr>
+            <w:tcW w:type="dxa" w:w="3024"/>
+          </w:tcPr>
+          <w:p>
+            <w:pPr>
+              <w:spacing w:before="0" w:after="0"/>
+            </w:pPr>
+            <w:r>
+              <w:rPr>
+                <w:rFonts w:eastAsia="맑은 고딕" w:ascii="맑은 고딕" w:hAnsi="맑은 고딕"/>
+                <w:b w:val="0"/>
+                <w:sz w:val="18"/>
+              </w:rPr>
+              <w:t>"벤트 추가·연소공기 확보는 설치 복잡도·비용 증가"가 실무 고려사항으로 확인됨(퍼니스 추가 맥락)</w:t>
+            </w:r>
+          </w:p>
+        </w:tc>
+        <w:tc>
+          <w:tcPr>
+            <w:tcW w:type="dxa" w:w="3024"/>
+          </w:tcPr>
+          <w:p>
+            <w:pPr>
+              <w:spacing w:before="0" w:after="0"/>
+            </w:pPr>
+            <w:r>
+              <w:rPr>
+                <w:rFonts w:eastAsia="맑은 고딕" w:ascii="맑은 고딕" w:hAnsi="맑은 고딕"/>
+                <w:b w:val="0"/>
+                <w:sz w:val="18"/>
+              </w:rPr>
+              <w:t>[포럼]</w:t>
+            </w:r>
+          </w:p>
+        </w:tc>
+      </w:tr>
+      <w:tr>
+        <w:tc>
+          <w:tcPr>
+            <w:tcW w:type="dxa" w:w="3024"/>
+          </w:tcPr>
+          <w:p>
+            <w:pPr>
+              <w:spacing w:before="0" w:after="0"/>
+            </w:pPr>
+            <w:r>
+              <w:rPr>
+                <w:rFonts w:eastAsia="맑은 고딕" w:ascii="맑은 고딕" w:hAnsi="맑은 고딕"/>
+                <w:b w:val="0"/>
+                <w:sz w:val="18"/>
+              </w:rPr>
+              <w:t>가스라인 용량</w:t>
+            </w:r>
+          </w:p>
+        </w:tc>
+        <w:tc>
+          <w:tcPr>
+            <w:tcW w:type="dxa" w:w="3024"/>
+          </w:tcPr>
+          <w:p>
+            <w:pPr>
+              <w:spacing w:before="0" w:after="0"/>
+            </w:pPr>
+            <w:r>
+              <w:rPr>
+                <w:rFonts w:eastAsia="맑은 고딕" w:ascii="맑은 고딕" w:hAnsi="맑은 고딕"/>
+                <w:b w:val="0"/>
+                <w:sz w:val="18"/>
+              </w:rPr>
+              <w:t xml:space="preserve">2대 동시 최대 입력(~400k BTU/h급)의 배관 구경·미터 용량 코드 근거는 </w:t>
+            </w:r>
+            <w:r>
+              <w:rPr>
+                <w:rFonts w:eastAsia="맑은 고딕" w:ascii="맑은 고딕" w:hAnsi="맑은 고딕"/>
+                <w:b/>
+                <w:sz w:val="18"/>
+              </w:rPr>
+              <w:t>이번 조사에서 확보 실패</w:t>
+            </w:r>
+            <w:r>
+              <w:rPr>
+                <w:rFonts w:eastAsia="맑은 고딕" w:ascii="맑은 고딕" w:hAnsi="맑은 고딕"/>
+                <w:b w:val="0"/>
+                <w:sz w:val="18"/>
+              </w:rPr>
+              <w:t>(IPC Chapter 5 소스가 크롤링 불가) → 미해결, 현지 가스사·코드 확인 필요</w:t>
+            </w:r>
+          </w:p>
+        </w:tc>
+        <w:tc>
+          <w:tcPr>
+            <w:tcW w:type="dxa" w:w="3024"/>
+          </w:tcPr>
+          <w:p>
+            <w:pPr>
+              <w:spacing w:before="0" w:after="0"/>
+            </w:pPr>
+            <w:r>
+              <w:rPr>
+                <w:rFonts w:eastAsia="맑은 고딕" w:ascii="맑은 고딕" w:hAnsi="맑은 고딕"/>
+                <w:b w:val="0"/>
+                <w:sz w:val="18"/>
+              </w:rPr>
+              <w:t>미확인</w:t>
+            </w:r>
+          </w:p>
+        </w:tc>
+      </w:tr>
+      <w:tr>
+        <w:tc>
+          <w:tcPr>
+            <w:tcW w:type="dxa" w:w="3024"/>
+          </w:tcPr>
+          <w:p>
+            <w:pPr>
+              <w:spacing w:before="0" w:after="0"/>
+            </w:pPr>
+            <w:r>
+              <w:rPr>
+                <w:rFonts w:eastAsia="맑은 고딕" w:ascii="맑은 고딕" w:hAnsi="맑은 고딕"/>
+                <w:b w:val="0"/>
+                <w:sz w:val="18"/>
+              </w:rPr>
+              <w:t>단락사이클링·고온환수</w:t>
+            </w:r>
+          </w:p>
+        </w:tc>
+        <w:tc>
+          <w:tcPr>
+            <w:tcW w:type="dxa" w:w="3024"/>
+          </w:tcPr>
+          <w:p>
+            <w:pPr>
+              <w:spacing w:before="0" w:after="0"/>
+            </w:pPr>
+            <w:r>
+              <w:rPr>
+                <w:rFonts w:eastAsia="맑은 고딕" w:ascii="맑은 고딕" w:hAnsi="맑은 고딕"/>
+                <w:b w:val="0"/>
+                <w:sz w:val="18"/>
+              </w:rPr>
+              <w:t xml:space="preserve">2대로 분리해도 </w:t>
+            </w:r>
+            <w:r>
+              <w:rPr>
+                <w:rFonts w:eastAsia="맑은 고딕" w:ascii="맑은 고딕" w:hAnsi="맑은 고딕"/>
+                <w:b/>
+                <w:sz w:val="18"/>
+              </w:rPr>
+              <w:t>난방 유닛 1대에는 그대로 남는 문제</w:t>
+            </w:r>
+            <w:r>
+              <w:rPr>
+                <w:rFonts w:eastAsia="맑은 고딕" w:ascii="맑은 고딕" w:hAnsi="맑은 고딕"/>
+                <w:b w:val="0"/>
+                <w:sz w:val="18"/>
+              </w:rPr>
+              <w:t>(1.1 표 #1·#2). RING 최소 연소량(모듈레이션 하한)과 고온 환수 내성 실측이 관건</w:t>
+            </w:r>
+          </w:p>
+        </w:tc>
+        <w:tc>
+          <w:tcPr>
+            <w:tcW w:type="dxa" w:w="3024"/>
+          </w:tcPr>
+          <w:p>
+            <w:pPr>
+              <w:spacing w:before="0" w:after="0"/>
+            </w:pPr>
+            <w:r>
+              <w:rPr>
+                <w:rFonts w:eastAsia="맑은 고딕" w:ascii="맑은 고딕" w:hAnsi="맑은 고딕"/>
+                <w:b w:val="0"/>
+                <w:sz w:val="18"/>
+              </w:rPr>
+              <w:t>잔존 이슈</w:t>
+            </w:r>
+          </w:p>
+        </w:tc>
+      </w:tr>
+      <w:tr>
+        <w:tc>
+          <w:tcPr>
+            <w:tcW w:type="dxa" w:w="3024"/>
+          </w:tcPr>
+          <w:p>
+            <w:pPr>
+              <w:spacing w:before="0" w:after="0"/>
+            </w:pPr>
+            <w:r>
+              <w:rPr>
+                <w:rFonts w:eastAsia="맑은 고딕" w:ascii="맑은 고딕" w:hAnsi="맑은 고딕"/>
+                <w:b w:val="0"/>
+                <w:sz w:val="18"/>
+              </w:rPr>
+              <w:t>인스톨러 수용성</w:t>
+            </w:r>
+          </w:p>
+        </w:tc>
+        <w:tc>
+          <w:tcPr>
+            <w:tcW w:type="dxa" w:w="3024"/>
+          </w:tcPr>
+          <w:p>
+            <w:pPr>
+              <w:spacing w:before="0" w:after="0"/>
+            </w:pPr>
+            <w:r>
+              <w:rPr>
+                <w:rFonts w:eastAsia="맑은 고딕" w:ascii="맑은 고딕" w:hAnsi="맑은 고딕"/>
+                <w:b w:val="0"/>
+                <w:sz w:val="18"/>
+              </w:rPr>
+              <w:t>"탱크리스는 난방에 잘못된 도구" 정서가 전문가층에 실존(2023년에도 반복) → combo listing 문서·시공 매뉴얼·교육으로 정면 대응해야 하는 마케팅 과제</w:t>
+            </w:r>
+          </w:p>
+        </w:tc>
+        <w:tc>
+          <w:tcPr>
+            <w:tcW w:type="dxa" w:w="3024"/>
+          </w:tcPr>
+          <w:p>
+            <w:pPr>
+              <w:spacing w:before="0" w:after="0"/>
+            </w:pPr>
+            <w:r>
+              <w:rPr>
+                <w:rFonts w:eastAsia="맑은 고딕" w:ascii="맑은 고딕" w:hAnsi="맑은 고딕"/>
+                <w:b w:val="0"/>
+                <w:sz w:val="18"/>
+              </w:rPr>
+              <w:t>[포럼]</w:t>
+            </w:r>
+          </w:p>
+        </w:tc>
+      </w:tr>
+      <w:tr>
+        <w:tc>
+          <w:tcPr>
+            <w:tcW w:type="dxa" w:w="3024"/>
+          </w:tcPr>
+          <w:p>
+            <w:pPr>
+              <w:spacing w:before="0" w:after="0"/>
+            </w:pPr>
+            <w:r>
+              <w:rPr>
+                <w:rFonts w:eastAsia="맑은 고딕" w:ascii="맑은 고딕" w:hAnsi="맑은 고딕"/>
+                <w:b w:val="0"/>
+                <w:sz w:val="18"/>
+              </w:rPr>
+              <w:t>콤비 1대와의 경쟁</w:t>
+            </w:r>
+          </w:p>
+        </w:tc>
+        <w:tc>
+          <w:tcPr>
+            <w:tcW w:type="dxa" w:w="3024"/>
+          </w:tcPr>
+          <w:p>
+            <w:pPr>
+              <w:spacing w:before="0" w:after="0"/>
+            </w:pPr>
+            <w:r>
+              <w:rPr>
+                <w:rFonts w:eastAsia="맑은 고딕" w:ascii="맑은 고딕" w:hAnsi="맑은 고딕"/>
+                <w:b w:val="0"/>
+                <w:sz w:val="18"/>
+              </w:rPr>
+              <w:t xml:space="preserve">포럼의 기본 추천 대안은 콤비(Navien 등). TWIN은 "콤비의 겸용 실패 사례 + 단일 고장점"을 반박 카드로 쓸 수 있으나, </w:t>
+            </w:r>
+            <w:r>
+              <w:rPr>
+                <w:rFonts w:eastAsia="맑은 고딕" w:ascii="맑은 고딕" w:hAnsi="맑은 고딕"/>
+                <w:b/>
+                <w:sz w:val="18"/>
+              </w:rPr>
+              <w:t>2대 vs 콤비 1대의 정량 가격 비교 자료는 이번 조사에서 미확보</w:t>
+            </w:r>
+          </w:p>
+        </w:tc>
+        <w:tc>
+          <w:tcPr>
+            <w:tcW w:type="dxa" w:w="3024"/>
+          </w:tcPr>
+          <w:p>
+            <w:pPr>
+              <w:spacing w:before="0" w:after="0"/>
+            </w:pPr>
+            <w:r>
+              <w:rPr>
+                <w:rFonts w:eastAsia="맑은 고딕" w:ascii="맑은 고딕" w:hAnsi="맑은 고딕"/>
+                <w:b w:val="0"/>
+                <w:sz w:val="18"/>
+              </w:rPr>
+              <w:t>미확보</w:t>
+            </w:r>
+          </w:p>
+        </w:tc>
+      </w:tr>
+      <w:tr>
+        <w:tc>
+          <w:tcPr>
+            <w:tcW w:type="dxa" w:w="3024"/>
+          </w:tcPr>
+          <w:p>
+            <w:pPr>
+              <w:spacing w:before="0" w:after="0"/>
+            </w:pPr>
+            <w:r>
+              <w:rPr>
+                <w:rFonts w:eastAsia="맑은 고딕" w:ascii="맑은 고딕" w:hAnsi="맑은 고딕"/>
+                <w:b w:val="0"/>
+                <w:sz w:val="18"/>
+              </w:rPr>
+              <w:t>세제·리베이트 분류</w:t>
+            </w:r>
+          </w:p>
+        </w:tc>
+        <w:tc>
+          <w:tcPr>
+            <w:tcW w:type="dxa" w:w="3024"/>
+          </w:tcPr>
+          <w:p>
+            <w:pPr>
+              <w:spacing w:before="0" w:after="0"/>
+            </w:pPr>
+            <w:r>
+              <w:rPr>
+                <w:rFonts w:eastAsia="맑은 고딕" w:ascii="맑은 고딕" w:hAnsi="맑은 고딕"/>
+                <w:b w:val="0"/>
+                <w:sz w:val="18"/>
+              </w:rPr>
+              <w:t>(역사 사례) 미 연방 세액공제가 '온수기로 사용 시'에만 적용되고 동급 보일러는 제외된 비대칭 존재(2009~10, Noritz) → 온수기 분류가 인센티브에서 유리할 수 있다는 힌트. 현행 제도 기준 재확인 필요</w:t>
+            </w:r>
+          </w:p>
+        </w:tc>
+        <w:tc>
+          <w:tcPr>
+            <w:tcW w:type="dxa" w:w="3024"/>
+          </w:tcPr>
+          <w:p>
+            <w:pPr>
+              <w:spacing w:before="0" w:after="0"/>
+            </w:pPr>
+            <w:r>
+              <w:rPr>
+                <w:rFonts w:eastAsia="맑은 고딕" w:ascii="맑은 고딕" w:hAnsi="맑은 고딕"/>
+                <w:b w:val="0"/>
+                <w:sz w:val="18"/>
+              </w:rPr>
+              <w:t>[포럼]·과거</w:t>
+            </w:r>
+          </w:p>
+        </w:tc>
+      </w:tr>
+    </w:tbl>
+    <w:p>
+      <w:pPr>
+        <w:spacing w:before="0" w:after="0"/>
+      </w:pPr>
+      <w:r>
+        <w:rPr>
+          <w:rFonts w:eastAsia="맑은 고딕" w:ascii="맑은 고딕" w:hAnsi="맑은 고딕"/>
+          <w:b/>
+          <w:sz w:val="22"/>
+        </w:rPr>
+        <w:t>3.3 종합 판단</w:t>
+      </w:r>
+    </w:p>
+    <w:p>
+      <w:pPr>
+        <w:spacing w:before="0" w:after="0"/>
+      </w:pPr>
+      <w:r>
+        <w:rPr>
+          <w:rFonts w:eastAsia="맑은 고딕" w:ascii="맑은 고딕" w:hAnsi="맑은 고딕"/>
+          <w:b w:val="0"/>
+          <w:sz w:val="20"/>
+        </w:rPr>
+        <w:t xml:space="preserve">포럼 실증은 TWIN의 핵심 설계 논거(겸용 실패 회피, 상호백업, 별도 사이징, 판형HX 분리)를 </w:t>
+      </w:r>
+      <w:r>
+        <w:rPr>
+          <w:rFonts w:eastAsia="맑은 고딕" w:ascii="맑은 고딕" w:hAnsi="맑은 고딕"/>
+          <w:b/>
+          <w:sz w:val="20"/>
+        </w:rPr>
+        <w:t>모두 독립적으로 뒷받침</w:t>
+      </w:r>
+      <w:r>
+        <w:rPr>
+          <w:rFonts w:eastAsia="맑은 고딕" w:ascii="맑은 고딕" w:hAnsi="맑은 고딕"/>
+          <w:b w:val="0"/>
+          <w:sz w:val="20"/>
+        </w:rPr>
+        <w:t>함. 반면 TWIN이 해결하지 못하는 온수기 조합 고유의 약점(모듈레이션 하한, 고온 환수 효율, 스케일 보증)과, 가스라인·벤팅·가격 비교의 정량 근거는 후속 확인 대상으로 남음.</w:t>
+      </w:r>
+    </w:p>
+    <w:p>
+      <w:pPr>
+        <w:spacing w:before="0" w:after="0"/>
+      </w:pPr>
+    </w:p>
+    <w:p>
+      <w:pPr>
+        <w:spacing w:before="0" w:after="0"/>
+      </w:pPr>
+      <w:r>
+        <w:rPr>
+          <w:rFonts w:eastAsia="맑은 고딕" w:ascii="맑은 고딕" w:hAnsi="맑은 고딕"/>
+          <w:b/>
+          <w:sz w:val="26"/>
+        </w:rPr>
+        <w:t>4. 제품 소개·카탈로그 입수 채널</w:t>
+      </w:r>
+    </w:p>
+    <w:p>
+      <w:pPr>
+        <w:spacing w:before="0" w:after="0"/>
+      </w:pPr>
+      <w:r>
+        <w:rPr>
+          <w:rFonts w:eastAsia="맑은 고딕" w:ascii="맑은 고딕" w:hAnsi="맑은 고딕"/>
+          <w:b/>
+          <w:sz w:val="22"/>
+        </w:rPr>
+        <w:t>4.1 제조사 직접 채널 (확인된 실링크·연락처)</w:t>
+      </w:r>
+    </w:p>
+    <w:tbl>
+      <w:tblPr>
+        <w:tblStyle w:val="af9"/>
+        <w:tblW w:type="auto" w:w="0"/>
+        <w:tblLook w:firstColumn="1" w:firstRow="1" w:lastColumn="0" w:lastRow="0" w:noHBand="0" w:noVBand="1" w:val="04A0"/>
+        <w:tblInd w:w="669" w:type="dxa"/>
+      </w:tblPr>
+      <w:tblGrid>
+        <w:gridCol w:w="3024"/>
+        <w:gridCol w:w="3024"/>
+        <w:gridCol w:w="3024"/>
+      </w:tblGrid>
+      <w:tr>
+        <w:tc>
+          <w:tcPr>
+            <w:tcW w:type="dxa" w:w="3024"/>
+          </w:tcPr>
+          <w:p>
+            <w:pPr>
+              <w:spacing w:before="0" w:after="0"/>
+              <w:jc w:val="center"/>
+            </w:pPr>
+            <w:r>
+              <w:rPr>
+                <w:rFonts w:eastAsia="맑은 고딕" w:ascii="맑은 고딕" w:hAnsi="맑은 고딕"/>
+                <w:b/>
+                <w:sz w:val="18"/>
+              </w:rPr>
+              <w:t>업체</w:t>
+            </w:r>
+          </w:p>
+        </w:tc>
+        <w:tc>
+          <w:tcPr>
+            <w:tcW w:type="dxa" w:w="3024"/>
+          </w:tcPr>
+          <w:p>
+            <w:pPr>
+              <w:spacing w:before="0" w:after="0"/>
+              <w:jc w:val="center"/>
+            </w:pPr>
+            <w:r>
+              <w:rPr>
+                <w:rFonts w:eastAsia="맑은 고딕" w:ascii="맑은 고딕" w:hAnsi="맑은 고딕"/>
+                <w:b/>
+                <w:sz w:val="18"/>
+              </w:rPr>
+              <w:t>채널</w:t>
+            </w:r>
+          </w:p>
+        </w:tc>
+        <w:tc>
+          <w:tcPr>
+            <w:tcW w:type="dxa" w:w="3024"/>
+          </w:tcPr>
+          <w:p>
+            <w:pPr>
+              <w:spacing w:before="0" w:after="0"/>
+              <w:jc w:val="center"/>
+            </w:pPr>
+            <w:r>
+              <w:rPr>
+                <w:rFonts w:eastAsia="맑은 고딕" w:ascii="맑은 고딕" w:hAnsi="맑은 고딕"/>
+                <w:b/>
+                <w:sz w:val="18"/>
+              </w:rPr>
+              <w:t>비고</w:t>
+            </w:r>
+          </w:p>
+        </w:tc>
+      </w:tr>
+      <w:tr>
+        <w:tc>
+          <w:tcPr>
+            <w:tcW w:type="dxa" w:w="3024"/>
+          </w:tcPr>
+          <w:p>
+            <w:pPr>
+              <w:spacing w:before="0" w:after="0"/>
+            </w:pPr>
+            <w:r>
+              <w:rPr>
+                <w:rFonts w:eastAsia="맑은 고딕" w:ascii="맑은 고딕" w:hAnsi="맑은 고딕"/>
+                <w:b w:val="0"/>
+                <w:sz w:val="18"/>
+              </w:rPr>
+              <w:t>Hi-Velocity</w:t>
+            </w:r>
+          </w:p>
+        </w:tc>
+        <w:tc>
+          <w:tcPr>
+            <w:tcW w:type="dxa" w:w="3024"/>
+          </w:tcPr>
+          <w:p>
+            <w:pPr>
+              <w:spacing w:before="0" w:after="0"/>
+            </w:pPr>
+            <w:r>
+              <w:rPr>
+                <w:rFonts w:eastAsia="맑은 고딕" w:ascii="맑은 고딕" w:hAnsi="맑은 고딕"/>
+                <w:b/>
+                <w:sz w:val="18"/>
+              </w:rPr>
+              <w:t>50개 주 전체 커버 distributor finder</w:t>
+            </w:r>
+            <w:r>
+              <w:rPr>
+                <w:rFonts w:eastAsia="맑은 고딕" w:ascii="맑은 고딕" w:hAnsi="맑은 고딕"/>
+                <w:b w:val="0"/>
+                <w:sz w:val="18"/>
+              </w:rPr>
+              <w:t>: hi-velocity.com/en/distributors/agents.htm. 일반문의 1-888-652-2219 / 파트너십·대리점 780-453-2093 / info@hi-velocity.com</w:t>
+            </w:r>
+          </w:p>
+        </w:tc>
+        <w:tc>
+          <w:tcPr>
+            <w:tcW w:type="dxa" w:w="3024"/>
+          </w:tcPr>
+          <w:p>
+            <w:pPr>
+              <w:spacing w:before="0" w:after="0"/>
+            </w:pPr>
+            <w:r>
+              <w:rPr>
+                <w:rFonts w:eastAsia="맑은 고딕" w:ascii="맑은 고딕" w:hAnsi="맑은 고딕"/>
+                <w:b w:val="0"/>
+                <w:sz w:val="18"/>
+              </w:rPr>
+              <w:t>약 70개국 국제 대리망 표방 — 해외 제조사(VESTA) 접촉 구조 있음. 페이지에 개별 rep 정보는 없어 지도 조회 또는 본사 접촉 필요</w:t>
+            </w:r>
+          </w:p>
+        </w:tc>
+      </w:tr>
+      <w:tr>
+        <w:tc>
+          <w:tcPr>
+            <w:tcW w:type="dxa" w:w="3024"/>
+          </w:tcPr>
+          <w:p>
+            <w:pPr>
+              <w:spacing w:before="0" w:after="0"/>
+            </w:pPr>
+            <w:r>
+              <w:rPr>
+                <w:rFonts w:eastAsia="맑은 고딕" w:ascii="맑은 고딕" w:hAnsi="맑은 고딕"/>
+                <w:b w:val="0"/>
+                <w:sz w:val="18"/>
+              </w:rPr>
+              <w:t>First Co.</w:t>
+            </w:r>
+          </w:p>
+        </w:tc>
+        <w:tc>
+          <w:tcPr>
+            <w:tcW w:type="dxa" w:w="3024"/>
+          </w:tcPr>
+          <w:p>
+            <w:pPr>
+              <w:spacing w:before="0" w:after="0"/>
+            </w:pPr>
+            <w:r>
+              <w:rPr>
+                <w:rFonts w:eastAsia="맑은 고딕" w:ascii="맑은 고딕" w:hAnsi="맑은 고딕"/>
+                <w:b w:val="0"/>
+                <w:sz w:val="18"/>
+              </w:rPr>
+              <w:t>스펙시트 직링크(2.1) + 탱크리스 적용은 "Contact factory" 명시</w:t>
+            </w:r>
+          </w:p>
+        </w:tc>
+        <w:tc>
+          <w:tcPr>
+            <w:tcW w:type="dxa" w:w="3024"/>
+          </w:tcPr>
+          <w:p>
+            <w:pPr>
+              <w:spacing w:before="0" w:after="0"/>
+            </w:pPr>
+            <w:r>
+              <w:rPr>
+                <w:rFonts w:eastAsia="맑은 고딕" w:ascii="맑은 고딕" w:hAnsi="맑은 고딕"/>
+                <w:b w:val="0"/>
+                <w:sz w:val="18"/>
+              </w:rPr>
+              <w:t>firstco.com 자료실에서 HCXW/HBXBX 시리즈 PDF 직다운로드</w:t>
+            </w:r>
+          </w:p>
+        </w:tc>
+      </w:tr>
+      <w:tr>
+        <w:tc>
+          <w:tcPr>
+            <w:tcW w:type="dxa" w:w="3024"/>
+          </w:tcPr>
+          <w:p>
+            <w:pPr>
+              <w:spacing w:before="0" w:after="0"/>
+            </w:pPr>
+            <w:r>
+              <w:rPr>
+                <w:rFonts w:eastAsia="맑은 고딕" w:ascii="맑은 고딕" w:hAnsi="맑은 고딕"/>
+                <w:b w:val="0"/>
+                <w:sz w:val="18"/>
+              </w:rPr>
+              <w:t>iFlow</w:t>
+            </w:r>
+          </w:p>
+        </w:tc>
+        <w:tc>
+          <w:tcPr>
+            <w:tcW w:type="dxa" w:w="3024"/>
+          </w:tcPr>
+          <w:p>
+            <w:pPr>
+              <w:spacing w:before="0" w:after="0"/>
+            </w:pPr>
+            <w:r>
+              <w:rPr>
+                <w:rFonts w:eastAsia="맑은 고딕" w:ascii="맑은 고딕" w:hAnsi="맑은 고딕"/>
+                <w:b w:val="0"/>
+                <w:sz w:val="18"/>
+              </w:rPr>
+              <w:t>iflowhvac.com 자료실 — 매뉴얼·스펙 PDF 공개</w:t>
+            </w:r>
+          </w:p>
+        </w:tc>
+        <w:tc>
+          <w:tcPr>
+            <w:tcW w:type="dxa" w:w="3024"/>
+          </w:tcPr>
+          <w:p>
+            <w:pPr>
+              <w:spacing w:before="0" w:after="0"/>
+            </w:pPr>
+            <w:r>
+              <w:rPr>
+                <w:rFonts w:eastAsia="맑은 고딕" w:ascii="맑은 고딕" w:hAnsi="맑은 고딕"/>
+                <w:b w:val="0"/>
+                <w:sz w:val="18"/>
+              </w:rPr>
+              <w:t>Navien 연동 문서 포함</w:t>
+            </w:r>
+          </w:p>
+        </w:tc>
+      </w:tr>
+      <w:tr>
+        <w:tc>
+          <w:tcPr>
+            <w:tcW w:type="dxa" w:w="3024"/>
+          </w:tcPr>
+          <w:p>
+            <w:pPr>
+              <w:spacing w:before="0" w:after="0"/>
+            </w:pPr>
+            <w:r>
+              <w:rPr>
+                <w:rFonts w:eastAsia="맑은 고딕" w:ascii="맑은 고딕" w:hAnsi="맑은 고딕"/>
+                <w:b w:val="0"/>
+                <w:sz w:val="18"/>
+              </w:rPr>
+              <w:t>IBC</w:t>
+            </w:r>
+          </w:p>
+        </w:tc>
+        <w:tc>
+          <w:tcPr>
+            <w:tcW w:type="dxa" w:w="3024"/>
+          </w:tcPr>
+          <w:p>
+            <w:pPr>
+              <w:spacing w:before="0" w:after="0"/>
+            </w:pPr>
+            <w:r>
+              <w:rPr>
+                <w:rFonts w:eastAsia="맑은 고딕" w:ascii="맑은 고딕" w:hAnsi="맑은 고딕"/>
+                <w:b w:val="0"/>
+                <w:sz w:val="18"/>
+              </w:rPr>
+              <w:t>ibcboiler.com — AHU 브로셔·설치매뉴얼(120-324E7) 공개, 1-844-HEAT-IBC</w:t>
+            </w:r>
+          </w:p>
+        </w:tc>
+        <w:tc>
+          <w:tcPr>
+            <w:tcW w:type="dxa" w:w="3024"/>
+          </w:tcPr>
+          <w:p>
+            <w:pPr>
+              <w:spacing w:before="0" w:after="0"/>
+            </w:pPr>
+            <w:r>
+              <w:rPr>
+                <w:rFonts w:eastAsia="맑은 고딕" w:ascii="맑은 고딕" w:hAnsi="맑은 고딕"/>
+                <w:b w:val="0"/>
+                <w:sz w:val="18"/>
+              </w:rPr>
+              <w:t>벤치마크용 기술자료 채널</w:t>
+            </w:r>
+          </w:p>
+        </w:tc>
+      </w:tr>
+      <w:tr>
+        <w:tc>
+          <w:tcPr>
+            <w:tcW w:type="dxa" w:w="3024"/>
+          </w:tcPr>
+          <w:p>
+            <w:pPr>
+              <w:spacing w:before="0" w:after="0"/>
+            </w:pPr>
+            <w:r>
+              <w:rPr>
+                <w:rFonts w:eastAsia="맑은 고딕" w:ascii="맑은 고딕" w:hAnsi="맑은 고딕"/>
+                <w:b w:val="0"/>
+                <w:sz w:val="18"/>
+              </w:rPr>
+              <w:t>Mortex/SunTherm</w:t>
+            </w:r>
+          </w:p>
+        </w:tc>
+        <w:tc>
+          <w:tcPr>
+            <w:tcW w:type="dxa" w:w="3024"/>
+          </w:tcPr>
+          <w:p>
+            <w:pPr>
+              <w:spacing w:before="0" w:after="0"/>
+            </w:pPr>
+            <w:r>
+              <w:rPr>
+                <w:rFonts w:eastAsia="맑은 고딕" w:ascii="맑은 고딕" w:hAnsi="맑은 고딕"/>
+                <w:b w:val="0"/>
+                <w:sz w:val="18"/>
+              </w:rPr>
+              <w:t>800-444-6354, 501 Terminal Road, Fort Worth, TX. 사이트 차단 시 아카이브 경유(web.archive.org → mortx.com)</w:t>
+            </w:r>
+          </w:p>
+        </w:tc>
+        <w:tc>
+          <w:tcPr>
+            <w:tcW w:type="dxa" w:w="3024"/>
+          </w:tcPr>
+          <w:p>
+            <w:pPr>
+              <w:spacing w:before="0" w:after="0"/>
+            </w:pPr>
+            <w:r>
+              <w:rPr>
+                <w:rFonts w:eastAsia="맑은 고딕" w:ascii="맑은 고딕" w:hAnsi="맑은 고딕"/>
+                <w:b w:val="0"/>
+                <w:sz w:val="18"/>
+              </w:rPr>
+              <w:t>Sell Sheet·설치매뉴얼 PDF 직다운로드 확인</w:t>
+            </w:r>
+          </w:p>
+        </w:tc>
+      </w:tr>
+      <w:tr>
+        <w:tc>
+          <w:tcPr>
+            <w:tcW w:type="dxa" w:w="3024"/>
+          </w:tcPr>
+          <w:p>
+            <w:pPr>
+              <w:spacing w:before="0" w:after="0"/>
+            </w:pPr>
+            <w:r>
+              <w:rPr>
+                <w:rFonts w:eastAsia="맑은 고딕" w:ascii="맑은 고딕" w:hAnsi="맑은 고딕"/>
+                <w:b w:val="0"/>
+                <w:sz w:val="18"/>
+              </w:rPr>
+              <w:t>ADP</w:t>
+            </w:r>
+          </w:p>
+        </w:tc>
+        <w:tc>
+          <w:tcPr>
+            <w:tcW w:type="dxa" w:w="3024"/>
+          </w:tcPr>
+          <w:p>
+            <w:pPr>
+              <w:spacing w:before="0" w:after="0"/>
+            </w:pPr>
+            <w:r>
+              <w:rPr>
+                <w:rFonts w:eastAsia="맑은 고딕" w:ascii="맑은 고딕" w:hAnsi="맑은 고딕"/>
+                <w:b w:val="0"/>
+                <w:sz w:val="18"/>
+              </w:rPr>
+              <w:t>adpnow.com — MX Spec Guide PDF 공개</w:t>
+            </w:r>
+          </w:p>
+        </w:tc>
+        <w:tc>
+          <w:tcPr>
+            <w:tcW w:type="dxa" w:w="3024"/>
+          </w:tcPr>
+          <w:p>
+            <w:pPr>
+              <w:spacing w:before="0" w:after="0"/>
+            </w:pPr>
+            <w:r>
+              <w:rPr>
+                <w:rFonts w:eastAsia="맑은 고딕" w:ascii="맑은 고딕" w:hAnsi="맑은 고딕"/>
+                <w:b w:val="0"/>
+                <w:sz w:val="18"/>
+              </w:rPr>
+              <w:t>캐나다 온라인 도매 Ward Heating(wardheating.com)이 MX·B 시리즈 취급 — 유통 실재 확인</w:t>
+            </w:r>
+          </w:p>
+        </w:tc>
+      </w:tr>
+    </w:tbl>
+    <w:p>
+      <w:pPr>
+        <w:spacing w:before="0" w:after="0"/>
+      </w:pPr>
+      <w:r>
+        <w:rPr>
+          <w:rFonts w:eastAsia="맑은 고딕" w:ascii="맑은 고딕" w:hAnsi="맑은 고딕"/>
+          <w:b/>
+          <w:sz w:val="22"/>
+        </w:rPr>
+        <w:t>4.2 전시회 — 대면 소개의 최적 창구</w:t>
+      </w:r>
+    </w:p>
+    <w:p>
+      <w:pPr>
+        <w:spacing w:before="0" w:after="0"/>
+      </w:pPr>
+      <w:r>
+        <w:rPr>
+          <w:rFonts w:eastAsia="맑은 고딕" w:ascii="맑은 고딕" w:hAnsi="맑은 고딕"/>
+          <w:b w:val="0"/>
+          <w:sz w:val="20"/>
+        </w:rPr>
+        <w:t xml:space="preserve">   • </w:t>
+      </w:r>
+      <w:r>
+        <w:rPr>
+          <w:rFonts w:eastAsia="맑은 고딕" w:ascii="맑은 고딕" w:hAnsi="맑은 고딕"/>
+          <w:b/>
+          <w:sz w:val="20"/>
+        </w:rPr>
+        <w:t>AHR Expo 2027: 2027년 1월 25~27일, 시카고 McCormick Place</w:t>
+      </w:r>
+      <w:r>
+        <w:rPr>
+          <w:rFonts w:eastAsia="맑은 고딕" w:ascii="맑은 고딕" w:hAnsi="맑은 고딕"/>
+          <w:b w:val="0"/>
+          <w:sz w:val="20"/>
+        </w:rPr>
+        <w:t xml:space="preserve"> </w:t>
+      </w:r>
+      <w:r>
+        <w:rPr>
+          <w:rFonts w:eastAsia="맑은 고딕" w:ascii="맑은 고딕" w:hAnsi="맑은 고딕"/>
+          <w:b/>
+          <w:sz w:val="20"/>
+        </w:rPr>
+        <w:t>[검증]</w:t>
+      </w:r>
+      <w:r>
+        <w:rPr>
+          <w:rFonts w:eastAsia="맑은 고딕" w:ascii="맑은 고딕" w:hAnsi="맑은 고딕"/>
+          <w:b w:val="0"/>
+          <w:sz w:val="20"/>
+        </w:rPr>
+        <w:t>. 출품 약 1,900개사·참관 55,000명·국제 출품 500개사+ 규모.</w:t>
+      </w:r>
+    </w:p>
+    <w:p>
+      <w:pPr>
+        <w:spacing w:before="0" w:after="0"/>
+      </w:pPr>
+      <w:r>
+        <w:rPr>
+          <w:rFonts w:eastAsia="맑은 고딕" w:ascii="맑은 고딕" w:hAnsi="맑은 고딕"/>
+          <w:b w:val="0"/>
+          <w:sz w:val="20"/>
+        </w:rPr>
+        <w:t xml:space="preserve">   • 온라인 출품업체 디렉토리(MapYourShow, ahr26.mapyourshow.com)에서 직전 2026 라스베이거스 출품사 목록 조회 가능 — 후보 업체 출품 여부·부스 사전 스크리닝에 활용. 단 JS 동적 페이지라 브라우저에서 직접 검색해야 함.</w:t>
+      </w:r>
+    </w:p>
+    <w:p>
+      <w:pPr>
+        <w:spacing w:before="0" w:after="0"/>
+      </w:pPr>
+      <w:r>
+        <w:rPr>
+          <w:rFonts w:eastAsia="맑은 고딕" w:ascii="맑은 고딕" w:hAnsi="맑은 고딕"/>
+          <w:b/>
+          <w:sz w:val="22"/>
+        </w:rPr>
+        <w:t>4.3 인증·정부 디렉토리</w:t>
+      </w:r>
+    </w:p>
+    <w:p>
+      <w:pPr>
+        <w:spacing w:before="0" w:after="0"/>
+      </w:pPr>
+      <w:r>
+        <w:rPr>
+          <w:rFonts w:eastAsia="맑은 고딕" w:ascii="맑은 고딕" w:hAnsi="맑은 고딕"/>
+          <w:b w:val="0"/>
+          <w:sz w:val="20"/>
+        </w:rPr>
+        <w:t xml:space="preserve">   • </w:t>
+      </w:r>
+      <w:r>
+        <w:rPr>
+          <w:rFonts w:eastAsia="맑은 고딕" w:ascii="맑은 고딕" w:hAnsi="맑은 고딕"/>
+          <w:b/>
+          <w:sz w:val="20"/>
+        </w:rPr>
+        <w:t>AHRI Directory</w:t>
+      </w:r>
+      <w:r>
+        <w:rPr>
+          <w:rFonts w:eastAsia="맑은 고딕" w:ascii="맑은 고딕" w:hAnsi="맑은 고딕"/>
+          <w:b w:val="0"/>
+          <w:sz w:val="20"/>
+        </w:rPr>
+        <w:t xml:space="preserve"> (ahridirectory.org) </w:t>
+      </w:r>
+      <w:r>
+        <w:rPr>
+          <w:rFonts w:eastAsia="맑은 고딕" w:ascii="맑은 고딕" w:hAnsi="맑은 고딕"/>
+          <w:b/>
+          <w:sz w:val="20"/>
+        </w:rPr>
+        <w:t>[검증]</w:t>
+      </w:r>
+      <w:r>
+        <w:rPr>
+          <w:rFonts w:eastAsia="맑은 고딕" w:ascii="맑은 고딕" w:hAnsi="맑은 고딕"/>
+          <w:b w:val="0"/>
+          <w:sz w:val="20"/>
+        </w:rPr>
+        <w:t>: 로그인 없이 브랜드·제품라인·인증정격 검색 가능. 주의: 'rated'와 'certified'를 구분함 — 조합 성능이 '인증'인지 '자체 정격'인지 확인 필요. 문의 (703) 524-8800.</w:t>
+      </w:r>
+    </w:p>
+    <w:p>
+      <w:pPr>
+        <w:spacing w:before="0" w:after="0"/>
+      </w:pPr>
+      <w:r>
+        <w:rPr>
+          <w:rFonts w:eastAsia="맑은 고딕" w:ascii="맑은 고딕" w:hAnsi="맑은 고딕"/>
+          <w:b w:val="0"/>
+          <w:sz w:val="20"/>
+        </w:rPr>
+        <w:t xml:space="preserve">   • </w:t>
+      </w:r>
+      <w:r>
+        <w:rPr>
+          <w:rFonts w:eastAsia="맑은 고딕" w:ascii="맑은 고딕" w:hAnsi="맑은 고딕"/>
+          <w:b/>
+          <w:sz w:val="20"/>
+        </w:rPr>
+        <w:t>NRCan Searchable Product List</w:t>
+      </w:r>
+      <w:r>
+        <w:rPr>
+          <w:rFonts w:eastAsia="맑은 고딕" w:ascii="맑은 고딕" w:hAnsi="맑은 고딕"/>
+          <w:b w:val="0"/>
+          <w:sz w:val="20"/>
+        </w:rPr>
+        <w:t xml:space="preserve"> (spl-lpi.nrcan-rncan.gc.ca) </w:t>
+      </w:r>
+      <w:r>
+        <w:rPr>
+          <w:rFonts w:eastAsia="맑은 고딕" w:ascii="맑은 고딕" w:hAnsi="맑은 고딕"/>
+          <w:b/>
+          <w:sz w:val="20"/>
+        </w:rPr>
+        <w:t>[검증]</w:t>
+      </w:r>
+      <w:r>
+        <w:rPr>
+          <w:rFonts w:eastAsia="맑은 고딕" w:ascii="맑은 고딕" w:hAnsi="맑은 고딕"/>
+          <w:b w:val="0"/>
+          <w:sz w:val="20"/>
+        </w:rPr>
+        <w:t xml:space="preserve">: 구 P9COMBO 목록 URL(oee.nrcan.gc.ca/pml-lmp)이 이 사이트로 301 리다이렉트 — </w:t>
+      </w:r>
+      <w:r>
+        <w:rPr>
+          <w:rFonts w:eastAsia="맑은 고딕" w:ascii="맑은 고딕" w:hAnsi="맑은 고딕"/>
+          <w:b/>
+          <w:sz w:val="20"/>
+        </w:rPr>
+        <w:t>본보고서 11장의 구 링크는 이 신규 주소로 교체 필요</w:t>
+      </w:r>
+      <w:r>
+        <w:rPr>
+          <w:rFonts w:eastAsia="맑은 고딕" w:ascii="맑은 고딕" w:hAnsi="맑은 고딕"/>
+          <w:b w:val="0"/>
+          <w:sz w:val="20"/>
+        </w:rPr>
+        <w:t>. 주의 2가지: ① 데이터는 판매자·인증기관 신고 기반으로 NRCan이 정확성을 보증하지 않음(제조사 원문서와 교차확인 필요), ② 등재≠법적 준수, 비등재≠미인증(누락 제품 존재 가능). JS 기반이라 실브라우저 접속 필요.</w:t>
+      </w:r>
+    </w:p>
+    <w:p>
+      <w:pPr>
+        <w:spacing w:before="0" w:after="0"/>
+      </w:pPr>
+      <w:r>
+        <w:rPr>
+          <w:rFonts w:eastAsia="맑은 고딕" w:ascii="맑은 고딕" w:hAnsi="맑은 고딕"/>
+          <w:b/>
+          <w:sz w:val="22"/>
+        </w:rPr>
+        <w:t>4.4 도매 유통</w:t>
+      </w:r>
+    </w:p>
+    <w:p>
+      <w:pPr>
+        <w:spacing w:before="0" w:after="0"/>
+      </w:pPr>
+      <w:r>
+        <w:rPr>
+          <w:rFonts w:eastAsia="맑은 고딕" w:ascii="맑은 고딕" w:hAnsi="맑은 고딕"/>
+          <w:b w:val="0"/>
+          <w:sz w:val="20"/>
+        </w:rPr>
+        <w:t xml:space="preserve">   • 확인된 실례: </w:t>
+      </w:r>
+      <w:r>
+        <w:rPr>
+          <w:rFonts w:eastAsia="맑은 고딕" w:ascii="맑은 고딕" w:hAnsi="맑은 고딕"/>
+          <w:b/>
+          <w:sz w:val="20"/>
+        </w:rPr>
+        <w:t>Ward Heating</w:t>
+      </w:r>
+      <w:r>
+        <w:rPr>
+          <w:rFonts w:eastAsia="맑은 고딕" w:ascii="맑은 고딕" w:hAnsi="맑은 고딕"/>
+          <w:b w:val="0"/>
+          <w:sz w:val="20"/>
+        </w:rPr>
+        <w:t>(캐나다, 계약자 대상 온라인 도매) — hydronic A/H 카테고리에서 ADP만 취급(iFlow·Hi-Velocity·Ecologix 등은 없음). 30일 반품 정책.</w:t>
+      </w:r>
+    </w:p>
+    <w:p>
+      <w:pPr>
+        <w:spacing w:before="0" w:after="0"/>
+      </w:pPr>
+      <w:r>
+        <w:rPr>
+          <w:rFonts w:eastAsia="맑은 고딕" w:ascii="맑은 고딕" w:hAnsi="맑은 고딕"/>
+          <w:b w:val="0"/>
+          <w:sz w:val="20"/>
+        </w:rPr>
+        <w:t xml:space="preserve">   • Ferguson·Winsupply 등 미국 대형 도매의 hydronic A/H 취급 브랜드는 이번 조사에서 미확인 — 필요 시 각사 웹카탈로그에서 "hydronic air handler" 검색으로 후속 확인.</w:t>
+      </w:r>
+    </w:p>
+    <w:p>
+      <w:pPr>
+        <w:spacing w:before="0" w:after="0"/>
+      </w:pPr>
+    </w:p>
+    <w:p>
+      <w:pPr>
+        <w:spacing w:before="0" w:after="0"/>
+      </w:pPr>
+      <w:r>
+        <w:rPr>
+          <w:rFonts w:eastAsia="맑은 고딕" w:ascii="맑은 고딕" w:hAnsi="맑은 고딕"/>
+          <w:b/>
+          <w:sz w:val="26"/>
+        </w:rPr>
+        <w:t>5. 본보고서에 반영할 정정·보강 포인트</w:t>
+      </w:r>
+    </w:p>
+    <w:p>
+      <w:pPr>
+        <w:spacing w:before="0" w:after="0"/>
+      </w:pPr>
+      <w:r>
+        <w:rPr>
+          <w:rFonts w:eastAsia="맑은 고딕" w:ascii="맑은 고딕" w:hAnsi="맑은 고딕"/>
+          <w:b w:val="0"/>
+          <w:sz w:val="20"/>
+        </w:rPr>
+        <w:t xml:space="preserve">   1. </w:t>
+      </w:r>
+      <w:r>
+        <w:rPr>
+          <w:rFonts w:eastAsia="맑은 고딕" w:ascii="맑은 고딕" w:hAnsi="맑은 고딕"/>
+          <w:b/>
+          <w:sz w:val="20"/>
+        </w:rPr>
+        <w:t>Hi-Velocity 주의점 추가</w:t>
+      </w:r>
+      <w:r>
+        <w:rPr>
+          <w:rFonts w:eastAsia="맑은 고딕" w:ascii="맑은 고딕" w:hAnsi="맑은 고딕"/>
+          <w:b w:val="0"/>
+          <w:sz w:val="20"/>
+        </w:rPr>
+        <w:t>: potable 승인은 확인됐으나 매뉴얼의 열원 목록에 '탱크리스'가 명시돼 있지 않음 → RFI 1번 질문으로 "탱크리스(RING) 열원 명시 승인 여부" 추가.</w:t>
+      </w:r>
+    </w:p>
+    <w:p>
+      <w:pPr>
+        <w:spacing w:before="0" w:after="0"/>
+      </w:pPr>
+      <w:r>
+        <w:rPr>
+          <w:rFonts w:eastAsia="맑은 고딕" w:ascii="맑은 고딕" w:hAnsi="맑은 고딕"/>
+          <w:b w:val="0"/>
+          <w:sz w:val="20"/>
+        </w:rPr>
+        <w:t xml:space="preserve">   2. </w:t>
+      </w:r>
+      <w:r>
+        <w:rPr>
+          <w:rFonts w:eastAsia="맑은 고딕" w:ascii="맑은 고딕" w:hAnsi="맑은 고딕"/>
+          <w:b/>
+          <w:sz w:val="20"/>
+        </w:rPr>
+        <w:t>First Co 보강</w:t>
+      </w:r>
+      <w:r>
+        <w:rPr>
+          <w:rFonts w:eastAsia="맑은 고딕" w:ascii="맑은 고딕" w:hAnsi="맑은 고딕"/>
+          <w:b w:val="0"/>
+          <w:sz w:val="20"/>
+        </w:rPr>
+        <w:t>: 탱크리스 결합 시 #940-2CV 흐름제어모듈 필수(부품·비용 추가) + 캐비닛 판금 기밀 평판 이슈 → RFI에 반영.</w:t>
+      </w:r>
+    </w:p>
+    <w:p>
+      <w:pPr>
+        <w:spacing w:before="0" w:after="0"/>
+      </w:pPr>
+      <w:r>
+        <w:rPr>
+          <w:rFonts w:eastAsia="맑은 고딕" w:ascii="맑은 고딕" w:hAnsi="맑은 고딕"/>
+          <w:b w:val="0"/>
+          <w:sz w:val="20"/>
+        </w:rPr>
+        <w:t xml:space="preserve">   3. </w:t>
+      </w:r>
+      <w:r>
+        <w:rPr>
+          <w:rFonts w:eastAsia="맑은 고딕" w:ascii="맑은 고딕" w:hAnsi="맑은 고딕"/>
+          <w:b/>
+          <w:sz w:val="20"/>
+        </w:rPr>
+        <w:t>iFlow 보강</w:t>
+      </w:r>
+      <w:r>
+        <w:rPr>
+          <w:rFonts w:eastAsia="맑은 고딕" w:ascii="맑은 고딕" w:hAnsi="맑은 고딕"/>
+          <w:b w:val="0"/>
+          <w:sz w:val="20"/>
+        </w:rPr>
+        <w:t>: Navien 통신 연동이 표준 탑재 — RING도 통신 프로토콜 연동(또는 최소한 외부 아쿠아스탯 제어) 사양 협의 필요. 스케일 보증 제외 조항 확인.</w:t>
+      </w:r>
+    </w:p>
+    <w:p>
+      <w:pPr>
+        <w:spacing w:before="0" w:after="0"/>
+      </w:pPr>
+      <w:r>
+        <w:rPr>
+          <w:rFonts w:eastAsia="맑은 고딕" w:ascii="맑은 고딕" w:hAnsi="맑은 고딕"/>
+          <w:b w:val="0"/>
+          <w:sz w:val="20"/>
+        </w:rPr>
+        <w:t xml:space="preserve">   4. </w:t>
+      </w:r>
+      <w:r>
+        <w:rPr>
+          <w:rFonts w:eastAsia="맑은 고딕" w:ascii="맑은 고딕" w:hAnsi="맑은 고딕"/>
+          <w:b/>
+          <w:sz w:val="20"/>
+        </w:rPr>
+        <w:t>NRCan 링크 교체</w:t>
+      </w:r>
+      <w:r>
+        <w:rPr>
+          <w:rFonts w:eastAsia="맑은 고딕" w:ascii="맑은 고딕" w:hAnsi="맑은 고딕"/>
+          <w:b w:val="0"/>
+          <w:sz w:val="20"/>
+        </w:rPr>
+        <w:t>: 본보고서 11장의 oee.nrcan.gc.ca/pml-lmp → spl-lpi.nrcan-rncan.gc.ca.</w:t>
+      </w:r>
+    </w:p>
+    <w:p>
+      <w:pPr>
+        <w:spacing w:before="0" w:after="0"/>
+      </w:pPr>
+      <w:r>
+        <w:rPr>
+          <w:rFonts w:eastAsia="맑은 고딕" w:ascii="맑은 고딕" w:hAnsi="맑은 고딕"/>
+          <w:b w:val="0"/>
+          <w:sz w:val="20"/>
+        </w:rPr>
+        <w:t xml:space="preserve">   5. </w:t>
+      </w:r>
+      <w:r>
+        <w:rPr>
+          <w:rFonts w:eastAsia="맑은 고딕" w:ascii="맑은 고딕" w:hAnsi="맑은 고딕"/>
+          <w:b/>
+          <w:sz w:val="20"/>
+        </w:rPr>
+        <w:t>RING 실사 항목 추가</w:t>
+      </w:r>
+      <w:r>
+        <w:rPr>
+          <w:rFonts w:eastAsia="맑은 고딕" w:ascii="맑은 고딕" w:hAnsi="맑은 고딕"/>
+          <w:b w:val="0"/>
+          <w:sz w:val="20"/>
+        </w:rPr>
+        <w:t>(본보고서 9장에): 최소 연소량(모듈레이션 하한)과 저부하 단락사이클링 특성, 고온 환수(비응축) 연속 운전 내성, NSF/ANSI 372(저납·potable) 인증 여부.</w:t>
+      </w:r>
+    </w:p>
+    <w:p>
+      <w:pPr>
+        <w:spacing w:before="0" w:after="0"/>
+      </w:pPr>
+      <w:r>
+        <w:rPr>
+          <w:rFonts w:eastAsia="맑은 고딕" w:ascii="맑은 고딕" w:hAnsi="맑은 고딕"/>
+          <w:b w:val="0"/>
+          <w:sz w:val="20"/>
+        </w:rPr>
+        <w:t xml:space="preserve">   6. </w:t>
+      </w:r>
+      <w:r>
+        <w:rPr>
+          <w:rFonts w:eastAsia="맑은 고딕" w:ascii="맑은 고딕" w:hAnsi="맑은 고딕"/>
+          <w:b/>
+          <w:sz w:val="20"/>
+        </w:rPr>
+        <w:t>약점 표(본보고서 2.2) 보강</w:t>
+      </w:r>
+      <w:r>
+        <w:rPr>
+          <w:rFonts w:eastAsia="맑은 고딕" w:ascii="맑은 고딕" w:hAnsi="맑은 고딕"/>
+          <w:b w:val="0"/>
+          <w:sz w:val="20"/>
+        </w:rPr>
+        <w:t>: "보증 축소" 실측 사례(Noritz 12년→3년)를 #7 인증·listing 행의 근거로 추가 가능.</w:t>
+      </w:r>
+    </w:p>
+    <w:p>
+      <w:pPr>
+        <w:spacing w:before="0" w:after="0"/>
+      </w:pPr>
+    </w:p>
+    <w:p>
+      <w:pPr>
+        <w:spacing w:before="0" w:after="0"/>
+      </w:pPr>
+      <w:r>
+        <w:rPr>
+          <w:rFonts w:eastAsia="맑은 고딕" w:ascii="맑은 고딕" w:hAnsi="맑은 고딕"/>
+          <w:b/>
+          <w:sz w:val="26"/>
+        </w:rPr>
+        <w:t>6. 조사 한계</w:t>
+      </w:r>
+    </w:p>
+    <w:p>
+      <w:pPr>
+        <w:spacing w:before="0" w:after="0"/>
+      </w:pPr>
+      <w:r>
+        <w:rPr>
+          <w:rFonts w:eastAsia="맑은 고딕" w:ascii="맑은 고딕" w:hAnsi="맑은 고딕"/>
+          <w:b w:val="0"/>
+          <w:sz w:val="20"/>
+        </w:rPr>
+        <w:t xml:space="preserve">   • 세션 한도로 미완이던 9건(ADP·SunTherm·NRCan·AHRI)은 </w:t>
+      </w:r>
+      <w:r>
+        <w:rPr>
+          <w:rFonts w:eastAsia="맑은 고딕" w:ascii="맑은 고딕" w:hAnsi="맑은 고딕"/>
+          <w:b/>
+          <w:sz w:val="20"/>
+        </w:rPr>
+        <w:t>7장에서 후속 웹 확인으로 대부분 해소</w:t>
+      </w:r>
+      <w:r>
+        <w:rPr>
+          <w:rFonts w:eastAsia="맑은 고딕" w:ascii="맑은 고딕" w:hAnsi="맑은 고딕"/>
+          <w:b w:val="0"/>
+          <w:sz w:val="20"/>
+        </w:rPr>
+        <w:t>함(잔여는 표기).</w:t>
+      </w:r>
+    </w:p>
+    <w:p>
+      <w:pPr>
+        <w:spacing w:before="0" w:after="0"/>
+      </w:pPr>
+      <w:r>
+        <w:rPr>
+          <w:rFonts w:eastAsia="맑은 고딕" w:ascii="맑은 고딕" w:hAnsi="맑은 고딕"/>
+          <w:b w:val="0"/>
+          <w:sz w:val="20"/>
+        </w:rPr>
+        <w:t xml:space="preserve">   • 유튜브 영상, AIRMAX·EcoSmart·Gradient 실물 페이지, Ferguson/Winsupply 취급 브랜드, 가스라인 코드(IPC/IFGC) 정량 근거는 미도달.</w:t>
+      </w:r>
+    </w:p>
+    <w:p>
+      <w:pPr>
+        <w:spacing w:before="0" w:after="0"/>
+      </w:pPr>
+      <w:r>
+        <w:rPr>
+          <w:rFonts w:eastAsia="맑은 고딕" w:ascii="맑은 고딕" w:hAnsi="맑은 고딕"/>
+          <w:b w:val="0"/>
+          <w:sz w:val="20"/>
+        </w:rPr>
+        <w:t xml:space="preserve">   • 포럼 출처는 개인 진술(일화)로, 경향 파악용이지 통계 근거가 아님.</w:t>
+      </w:r>
+    </w:p>
+    <w:p>
+      <w:pPr>
+        <w:spacing w:before="0" w:after="0"/>
+      </w:pPr>
+    </w:p>
+    <w:p>
+      <w:pPr>
+        <w:spacing w:before="0" w:after="0"/>
+      </w:pPr>
+      <w:r>
+        <w:rPr>
+          <w:rFonts w:eastAsia="맑은 고딕" w:ascii="맑은 고딕" w:hAnsi="맑은 고딕"/>
+          <w:b/>
+          <w:sz w:val="26"/>
+        </w:rPr>
+        <w:t>7. 추가 검증 결과 (2026-07-02 후속, 제조사 페이지·스펙 직접 확인)</w:t>
+      </w:r>
+    </w:p>
+    <w:p>
+      <w:pPr>
+        <w:spacing w:before="0" w:after="0"/>
+      </w:pPr>
+      <w:r>
+        <w:rPr>
+          <w:rFonts w:eastAsia="맑은 고딕" w:ascii="맑은 고딕" w:hAnsi="맑은 고딕"/>
+          <w:b w:val="0"/>
+          <w:sz w:val="20"/>
+        </w:rPr>
+        <w:t xml:space="preserve">별도로 입수한 「북미 수열원 컴보 시스템 시장 분석 보고서」(data 폴더)에 등장한 모델명·업체를 제조사 원문으로 대조한 결과다. </w:t>
+      </w:r>
+      <w:r>
+        <w:rPr>
+          <w:rFonts w:eastAsia="맑은 고딕" w:ascii="맑은 고딕" w:hAnsi="맑은 고딕"/>
+          <w:b/>
+          <w:sz w:val="20"/>
+        </w:rPr>
+        <w:t>의심했던 모델명 상당수가 실재</w:t>
+      </w:r>
+      <w:r>
+        <w:rPr>
+          <w:rFonts w:eastAsia="맑은 고딕" w:ascii="맑은 고딕" w:hAnsi="맑은 고딕"/>
+          <w:b w:val="0"/>
+          <w:sz w:val="20"/>
+        </w:rPr>
+        <w:t xml:space="preserve">했고, 우리 기존 보고서가 </w:t>
+      </w:r>
+      <w:r>
+        <w:rPr>
+          <w:rFonts w:eastAsia="맑은 고딕" w:ascii="맑은 고딕" w:hAnsi="맑은 고딕"/>
+          <w:b/>
+          <w:sz w:val="20"/>
+        </w:rPr>
+        <w:t>빠뜨린 업체(Aspen)</w:t>
+      </w:r>
+      <w:r>
+        <w:rPr>
+          <w:rFonts w:eastAsia="맑은 고딕" w:ascii="맑은 고딕" w:hAnsi="맑은 고딕"/>
+          <w:b w:val="0"/>
+          <w:sz w:val="20"/>
+        </w:rPr>
+        <w:t xml:space="preserve"> 도 확인됐다.</w:t>
+      </w:r>
+    </w:p>
+    <w:p>
+      <w:pPr>
+        <w:spacing w:before="0" w:after="0"/>
+      </w:pPr>
+      <w:r>
+        <w:rPr>
+          <w:rFonts w:eastAsia="맑은 고딕" w:ascii="맑은 고딕" w:hAnsi="맑은 고딕"/>
+          <w:b/>
+          <w:sz w:val="22"/>
+        </w:rPr>
+        <w:t xml:space="preserve">7.1 First Co. — 탱크리스 </w:t>
+      </w:r>
+      <w:r>
+        <w:rPr>
+          <w:rFonts w:eastAsia="맑은 고딕" w:ascii="맑은 고딕" w:hAnsi="맑은 고딕"/>
+          <w:b/>
+          <w:sz w:val="22"/>
+        </w:rPr>
+        <w:t>전용</w:t>
+      </w:r>
+      <w:r>
+        <w:rPr>
+          <w:rFonts w:eastAsia="맑은 고딕" w:ascii="맑은 고딕" w:hAnsi="맑은 고딕"/>
+          <w:b/>
+          <w:sz w:val="22"/>
+        </w:rPr>
+        <w:t xml:space="preserve"> 라인(UCXQBR) 확인, First Co 평가 상향 </w:t>
+      </w:r>
+      <w:r>
+        <w:rPr>
+          <w:rFonts w:eastAsia="맑은 고딕" w:ascii="맑은 고딕" w:hAnsi="맑은 고딕"/>
+          <w:b/>
+          <w:sz w:val="22"/>
+        </w:rPr>
+        <w:t>[검증]</w:t>
+      </w:r>
+    </w:p>
+    <w:p>
+      <w:pPr>
+        <w:spacing w:before="0" w:after="0"/>
+      </w:pPr>
+      <w:r>
+        <w:rPr>
+          <w:rFonts w:eastAsia="맑은 고딕" w:ascii="맑은 고딕" w:hAnsi="맑은 고딕"/>
+          <w:b w:val="0"/>
+          <w:sz w:val="20"/>
+        </w:rPr>
+        <w:t>원문: First Co UCXQBR 스펙시트(firstco.com/.../UCXQBR620.pdf, 직접 확인).</w:t>
+      </w:r>
+    </w:p>
+    <w:p>
+      <w:pPr>
+        <w:spacing w:before="0" w:after="0"/>
+      </w:pPr>
+      <w:r>
+        <w:rPr>
+          <w:rFonts w:eastAsia="맑은 고딕" w:ascii="맑은 고딕" w:hAnsi="맑은 고딕"/>
+          <w:b w:val="0"/>
+          <w:sz w:val="20"/>
+        </w:rPr>
+        <w:t xml:space="preserve">   • </w:t>
+      </w:r>
+      <w:r>
+        <w:rPr>
+          <w:rFonts w:eastAsia="맑은 고딕" w:ascii="맑은 고딕" w:hAnsi="맑은 고딕"/>
+          <w:b/>
+          <w:sz w:val="20"/>
+        </w:rPr>
+        <w:t>"designed specifically for use with tankless water heaters"</w:t>
+      </w:r>
+      <w:r>
+        <w:rPr>
+          <w:rFonts w:eastAsia="맑은 고딕" w:ascii="맑은 고딕" w:hAnsi="맑은 고딕"/>
+          <w:b w:val="0"/>
+          <w:sz w:val="20"/>
+        </w:rPr>
+        <w:t xml:space="preserve"> — HCXW(보일러·범용)와 달리, UCXQBR은 </w:t>
+      </w:r>
+      <w:r>
+        <w:rPr>
+          <w:rFonts w:eastAsia="맑은 고딕" w:ascii="맑은 고딕" w:hAnsi="맑은 고딕"/>
+          <w:b/>
+          <w:sz w:val="20"/>
+        </w:rPr>
+        <w:t>탱크리스 전용으로 설계된 별도 라인</w:t>
+      </w:r>
+      <w:r>
+        <w:rPr>
+          <w:rFonts w:eastAsia="맑은 고딕" w:ascii="맑은 고딕" w:hAnsi="맑은 고딕"/>
+          <w:b w:val="0"/>
+          <w:sz w:val="20"/>
+        </w:rPr>
+        <w:t>이다. 벽매립/클로젯형(1~3톤).</w:t>
+      </w:r>
+    </w:p>
+    <w:p>
+      <w:pPr>
+        <w:spacing w:before="0" w:after="0"/>
+      </w:pPr>
+      <w:r>
+        <w:rPr>
+          <w:rFonts w:eastAsia="맑은 고딕" w:ascii="맑은 고딕" w:hAnsi="맑은 고딕"/>
+          <w:b w:val="0"/>
+          <w:sz w:val="20"/>
+        </w:rPr>
+        <w:t xml:space="preserve">   • </w:t>
+      </w:r>
+      <w:r>
+        <w:rPr>
+          <w:rFonts w:eastAsia="맑은 고딕" w:ascii="맑은 고딕" w:hAnsi="맑은 고딕"/>
+          <w:b/>
+          <w:sz w:val="20"/>
+        </w:rPr>
+        <w:t>탱크리스용 순환펌프·HW 체크밸브·에어퍼지밸브·다기능 PCB가 완제품에 기본 내장.</w:t>
+      </w:r>
+      <w:r>
+        <w:rPr>
+          <w:rFonts w:eastAsia="맑은 고딕" w:ascii="맑은 고딕" w:hAnsi="맑은 고딕"/>
+          <w:b w:val="0"/>
+          <w:sz w:val="20"/>
+        </w:rPr>
+        <w:t xml:space="preserve"> → 앞서 "First Co가 다이렉트 연결을 과장했다"던 내 지적은 </w:t>
+      </w:r>
+      <w:r>
+        <w:rPr>
+          <w:rFonts w:eastAsia="맑은 고딕" w:ascii="맑은 고딕" w:hAnsi="맑은 고딕"/>
+          <w:b/>
+          <w:sz w:val="20"/>
+        </w:rPr>
+        <w:t>오류였음</w:t>
+      </w:r>
+      <w:r>
+        <w:rPr>
+          <w:rFonts w:eastAsia="맑은 고딕" w:ascii="맑은 고딕" w:hAnsi="맑은 고딕"/>
+          <w:b w:val="0"/>
+          <w:sz w:val="20"/>
+        </w:rPr>
+        <w:t>. 시장분석 보고서가 옳았고, 그건 HCXW가 아니라 UCXQBR을 가리킨 것이다. (단 HCXW는 여전히 펌프 미포함 + #940-2CV 별도 필요 — 두 라인의 차이임.)</w:t>
+      </w:r>
+    </w:p>
+    <w:p>
+      <w:pPr>
+        <w:spacing w:before="0" w:after="0"/>
+      </w:pPr>
+      <w:r>
+        <w:rPr>
+          <w:rFonts w:eastAsia="맑은 고딕" w:ascii="맑은 고딕" w:hAnsi="맑은 고딕"/>
+          <w:b w:val="0"/>
+          <w:sz w:val="20"/>
+        </w:rPr>
+        <w:t xml:space="preserve">   • 열원 요건: </w:t>
+      </w:r>
+      <w:r>
+        <w:rPr>
+          <w:rFonts w:eastAsia="맑은 고딕" w:ascii="맑은 고딕" w:hAnsi="맑은 고딕"/>
+          <w:b/>
+          <w:sz w:val="20"/>
+        </w:rPr>
+        <w:t>≤180°F + NSF/ANSI 음용수 인증</w:t>
+      </w:r>
+      <w:r>
+        <w:rPr>
+          <w:rFonts w:eastAsia="맑은 고딕" w:ascii="맑은 고딕" w:hAnsi="맑은 고딕"/>
+          <w:b w:val="0"/>
+          <w:sz w:val="20"/>
+        </w:rPr>
+        <w:t>(NSF/ANSI 169:2016 listing). 펌프 60초/6시간 자동 퍼지, 45초 예열 송풍 지연(찬바람 방지), 40°F 동파방지.</w:t>
+      </w:r>
+    </w:p>
+    <w:p>
+      <w:pPr>
+        <w:spacing w:before="0" w:after="0"/>
+      </w:pPr>
+      <w:r>
+        <w:rPr>
+          <w:rFonts w:eastAsia="맑은 고딕" w:ascii="맑은 고딕" w:hAnsi="맑은 고딕"/>
+          <w:b w:val="0"/>
+          <w:sz w:val="20"/>
+        </w:rPr>
+        <w:t xml:space="preserve">   • </w:t>
+      </w:r>
+      <w:r>
+        <w:rPr>
+          <w:rFonts w:eastAsia="맑은 고딕" w:ascii="맑은 고딕" w:hAnsi="맑은 고딕"/>
+          <w:b/>
+          <w:sz w:val="20"/>
+        </w:rPr>
+        <w:t>용량 주의</w:t>
+      </w:r>
+      <w:r>
+        <w:rPr>
+          <w:rFonts w:eastAsia="맑은 고딕" w:ascii="맑은 고딕" w:hAnsi="맑은 고딕"/>
+          <w:b w:val="0"/>
+          <w:sz w:val="20"/>
+        </w:rPr>
+        <w:t xml:space="preserve">: UCXQBR 상한은 "Up to 55,000 BTUH", 성능표는 </w:t>
+      </w:r>
+      <w:r>
+        <w:rPr>
+          <w:rFonts w:eastAsia="맑은 고딕" w:ascii="맑은 고딕" w:hAnsi="맑은 고딕"/>
+          <w:b/>
+          <w:sz w:val="20"/>
+        </w:rPr>
+        <w:t>160°F까지만</w:t>
+      </w:r>
+      <w:r>
+        <w:rPr>
+          <w:rFonts w:eastAsia="맑은 고딕" w:ascii="맑은 고딕" w:hAnsi="맑은 고딕"/>
+          <w:b w:val="0"/>
+          <w:sz w:val="20"/>
+        </w:rPr>
+        <w:t xml:space="preserve"> 게시. 160°F·4GPM 기준 최상위 모델만 목표 충족 — </w:t>
+      </w:r>
+      <w:r>
+        <w:rPr>
+          <w:rFonts w:eastAsia="맑은 고딕" w:ascii="맑은 고딕" w:hAnsi="맑은 고딕"/>
+          <w:b/>
+          <w:sz w:val="20"/>
+        </w:rPr>
+        <w:t>37UCXQBR 51.1k / 38UCXQBR 55.0k BTU/h</w:t>
+      </w:r>
+      <w:r>
+        <w:rPr>
+          <w:rFonts w:eastAsia="맑은 고딕" w:ascii="맑은 고딕" w:hAnsi="맑은 고딕"/>
+          <w:b w:val="0"/>
+          <w:sz w:val="20"/>
+        </w:rPr>
+        <w:t xml:space="preserve">(둘 다 1050 CFM). 그 아래 모델(730 CFM급 31/32)은 38~41k로 48k 미달. → </w:t>
+      </w:r>
+      <w:r>
+        <w:rPr>
+          <w:rFonts w:eastAsia="맑은 고딕" w:ascii="맑은 고딕" w:hAnsi="맑은 고딕"/>
+          <w:b/>
+          <w:sz w:val="20"/>
+        </w:rPr>
+        <w:t>48,000 BTU/h를 UCXQBR로 내려면 최대형 2개 모델(37/38)이 필요</w:t>
+      </w:r>
+      <w:r>
+        <w:rPr>
+          <w:rFonts w:eastAsia="맑은 고딕" w:ascii="맑은 고딕" w:hAnsi="맑은 고딕"/>
+          <w:b w:val="0"/>
+          <w:sz w:val="20"/>
+        </w:rPr>
+        <w:t>. 더 큰 여유가 필요하면 HCXW(최대 128k) 쪽이 유리.</w:t>
+      </w:r>
+    </w:p>
+    <w:p>
+      <w:pPr>
+        <w:spacing w:before="0" w:after="0"/>
+      </w:pPr>
+      <w:r>
+        <w:rPr>
+          <w:rFonts w:eastAsia="맑은 고딕" w:ascii="맑은 고딕" w:hAnsi="맑은 고딕"/>
+          <w:b w:val="0"/>
+          <w:sz w:val="20"/>
+        </w:rPr>
+        <w:t xml:space="preserve">   • 실무 함의: RING 결합 난이도가 가장 낮은 완제품 후보(펌프·밸브·제어 일체형). 대신 세대 부하가 55k를 넘으면 HCXW로 올라가야 함.</w:t>
+      </w:r>
+    </w:p>
+    <w:p>
+      <w:pPr>
+        <w:spacing w:before="0" w:after="0"/>
+      </w:pPr>
+      <w:r>
+        <w:rPr>
+          <w:rFonts w:eastAsia="맑은 고딕" w:ascii="맑은 고딕" w:hAnsi="맑은 고딕"/>
+          <w:b/>
+          <w:sz w:val="22"/>
+        </w:rPr>
+        <w:t xml:space="preserve">7.2 Aspen Manufacturing — 기존 보고서 누락 업체, 신규 후보로 추가 </w:t>
+      </w:r>
+      <w:r>
+        <w:rPr>
+          <w:rFonts w:eastAsia="맑은 고딕" w:ascii="맑은 고딕" w:hAnsi="맑은 고딕"/>
+          <w:b/>
+          <w:sz w:val="22"/>
+        </w:rPr>
+        <w:t>[검증]</w:t>
+      </w:r>
+    </w:p>
+    <w:p>
+      <w:pPr>
+        <w:spacing w:before="0" w:after="0"/>
+      </w:pPr>
+      <w:r>
+        <w:rPr>
+          <w:rFonts w:eastAsia="맑은 고딕" w:ascii="맑은 고딕" w:hAnsi="맑은 고딕"/>
+          <w:b w:val="0"/>
+          <w:sz w:val="20"/>
+        </w:rPr>
+        <w:t>원문: aspenmfg.com 제품페이지(ABM/ABW/AFM/AFW 시리즈).</w:t>
+      </w:r>
+    </w:p>
+    <w:p>
+      <w:pPr>
+        <w:spacing w:before="0" w:after="0"/>
+      </w:pPr>
+      <w:r>
+        <w:rPr>
+          <w:rFonts w:eastAsia="맑은 고딕" w:ascii="맑은 고딕" w:hAnsi="맑은 고딕"/>
+          <w:b w:val="0"/>
+          <w:sz w:val="20"/>
+        </w:rPr>
+        <w:t xml:space="preserve">   • </w:t>
+      </w:r>
+      <w:r>
+        <w:rPr>
+          <w:rFonts w:eastAsia="맑은 고딕" w:ascii="맑은 고딕" w:hAnsi="맑은 고딕"/>
+          <w:b/>
+          <w:sz w:val="20"/>
+        </w:rPr>
+        <w:t>하이드로닉 A/H 정식 라인 보유</w:t>
+      </w:r>
+      <w:r>
+        <w:rPr>
+          <w:rFonts w:eastAsia="맑은 고딕" w:ascii="맑은 고딕" w:hAnsi="맑은 고딕"/>
+          <w:b w:val="0"/>
+          <w:sz w:val="20"/>
+        </w:rPr>
+        <w:t>: ABM(다위치)·ABW/AFW(벽매립)·AFM(고효율 다위치). 텍사스 소재 미국 제조사.</w:t>
+      </w:r>
+    </w:p>
+    <w:p>
+      <w:pPr>
+        <w:spacing w:before="0" w:after="0"/>
+      </w:pPr>
+      <w:r>
+        <w:rPr>
+          <w:rFonts w:eastAsia="맑은 고딕" w:ascii="맑은 고딕" w:hAnsi="맑은 고딕"/>
+          <w:b w:val="0"/>
+          <w:sz w:val="20"/>
+        </w:rPr>
+        <w:t xml:space="preserve">   • </w:t>
+      </w:r>
+      <w:r>
+        <w:rPr>
+          <w:rFonts w:eastAsia="맑은 고딕" w:ascii="맑은 고딕" w:hAnsi="맑은 고딕"/>
+          <w:b/>
+          <w:sz w:val="20"/>
+        </w:rPr>
+        <w:t>탱크리스 열원 공식 지원</w:t>
+      </w:r>
+      <w:r>
+        <w:rPr>
+          <w:rFonts w:eastAsia="맑은 고딕" w:ascii="맑은 고딕" w:hAnsi="맑은 고딕"/>
+          <w:b w:val="0"/>
+          <w:sz w:val="20"/>
+        </w:rPr>
+        <w:t xml:space="preserve">: "hydronic air handlers can be connected to a condensing boiler </w:t>
+      </w:r>
+      <w:r>
+        <w:rPr>
+          <w:rFonts w:eastAsia="맑은 고딕" w:ascii="맑은 고딕" w:hAnsi="맑은 고딕"/>
+          <w:b/>
+          <w:sz w:val="20"/>
+        </w:rPr>
+        <w:t>or tankless water heater</w:t>
+      </w:r>
+      <w:r>
+        <w:rPr>
+          <w:rFonts w:eastAsia="맑은 고딕" w:ascii="맑은 고딕" w:hAnsi="맑은 고딕"/>
+          <w:b w:val="0"/>
+          <w:sz w:val="20"/>
+        </w:rPr>
+        <w:t>".</w:t>
+      </w:r>
+    </w:p>
+    <w:p>
+      <w:pPr>
+        <w:spacing w:before="0" w:after="0"/>
+      </w:pPr>
+      <w:r>
+        <w:rPr>
+          <w:rFonts w:eastAsia="맑은 고딕" w:ascii="맑은 고딕" w:hAnsi="맑은 고딕"/>
+          <w:b w:val="0"/>
+          <w:sz w:val="20"/>
+        </w:rPr>
+        <w:t xml:space="preserve">   • 코일 2·3·4열, </w:t>
+      </w:r>
+      <w:r>
+        <w:rPr>
+          <w:rFonts w:eastAsia="맑은 고딕" w:ascii="맑은 고딕" w:hAnsi="맑은 고딕"/>
+          <w:b/>
+          <w:sz w:val="20"/>
+        </w:rPr>
+        <w:t>열용량 약 16,000~59,000 BTU/h</w:t>
+      </w:r>
+      <w:r>
+        <w:rPr>
+          <w:rFonts w:eastAsia="맑은 고딕" w:ascii="맑은 고딕" w:hAnsi="맑은 고딕"/>
+          <w:b w:val="0"/>
+          <w:sz w:val="20"/>
+        </w:rPr>
+        <w:t xml:space="preserve"> → 목표 48k 커버. 순환펌프 옵션(있음/없음 선택), </w:t>
+      </w:r>
+      <w:r>
+        <w:rPr>
+          <w:rFonts w:eastAsia="맑은 고딕" w:ascii="맑은 고딕" w:hAnsi="맑은 고딕"/>
+          <w:b/>
+          <w:sz w:val="20"/>
+        </w:rPr>
+        <w:t>6시간마다 펌프 순환</w:t>
+      </w:r>
+      <w:r>
+        <w:rPr>
+          <w:rFonts w:eastAsia="맑은 고딕" w:ascii="맑은 고딕" w:hAnsi="맑은 고딕"/>
+          <w:b w:val="0"/>
+          <w:sz w:val="20"/>
+        </w:rPr>
+        <w:t>(정체수·동결 방지) — ADP와 동일 패턴.</w:t>
+      </w:r>
+    </w:p>
+    <w:p>
+      <w:pPr>
+        <w:spacing w:before="0" w:after="0"/>
+      </w:pPr>
+      <w:r>
+        <w:rPr>
+          <w:rFonts w:eastAsia="맑은 고딕" w:ascii="맑은 고딕" w:hAnsi="맑은 고딕"/>
+          <w:b w:val="0"/>
+          <w:sz w:val="20"/>
+        </w:rPr>
+        <w:t xml:space="preserve">   • 판단: </w:t>
+      </w:r>
+      <w:r>
+        <w:rPr>
+          <w:rFonts w:eastAsia="맑은 고딕" w:ascii="맑은 고딕" w:hAnsi="맑은 고딕"/>
+          <w:b/>
+          <w:sz w:val="20"/>
+        </w:rPr>
+        <w:t>열원 비제조(온수기·보일러 미생산) + 미국 소재 + 탱크리스 지원 + 48k 정합 + 펌프 내장 옵션</w:t>
+      </w:r>
+      <w:r>
+        <w:rPr>
+          <w:rFonts w:eastAsia="맑은 고딕" w:ascii="맑은 고딕" w:hAnsi="맑은 고딕"/>
+          <w:b w:val="0"/>
+          <w:sz w:val="20"/>
+        </w:rPr>
+        <w:t xml:space="preserve">으로, 우리 1순위 기준(비경쟁·정합·통합성)에 부합. </w:t>
+      </w:r>
+      <w:r>
+        <w:rPr>
+          <w:rFonts w:eastAsia="맑은 고딕" w:ascii="맑은 고딕" w:hAnsi="맑은 고딕"/>
+          <w:b/>
+          <w:sz w:val="20"/>
+        </w:rPr>
+        <w:t>2차 후보에 준하는 신규 접촉 대상으로 승격 권고.</w:t>
+      </w:r>
+      <w:r>
+        <w:rPr>
+          <w:rFonts w:eastAsia="맑은 고딕" w:ascii="맑은 고딕" w:hAnsi="맑은 고딕"/>
+          <w:b w:val="0"/>
+          <w:sz w:val="20"/>
+        </w:rPr>
+        <w:t xml:space="preserve"> 확인 필요: 온도별(140/160/180°F) 능력곡선, potable/NSF listing, P.9 실적, OEM 정책. 문의 1-800-423-9007. 도매 F.W. Webb 등 취급.</w:t>
+      </w:r>
+    </w:p>
+    <w:p>
+      <w:pPr>
+        <w:spacing w:before="0" w:after="0"/>
+      </w:pPr>
+      <w:r>
+        <w:rPr>
+          <w:rFonts w:eastAsia="맑은 고딕" w:ascii="맑은 고딕" w:hAnsi="맑은 고딕"/>
+          <w:b/>
+          <w:sz w:val="22"/>
+        </w:rPr>
+        <w:t xml:space="preserve">7.3 Hi-Velocity — 시장분석 보고서의 "THS" 모델명은 오류 </w:t>
+      </w:r>
+      <w:r>
+        <w:rPr>
+          <w:rFonts w:eastAsia="맑은 고딕" w:ascii="맑은 고딕" w:hAnsi="맑은 고딕"/>
+          <w:b/>
+          <w:sz w:val="22"/>
+        </w:rPr>
+        <w:t>[검증]</w:t>
+      </w:r>
+    </w:p>
+    <w:p>
+      <w:pPr>
+        <w:spacing w:before="0" w:after="0"/>
+      </w:pPr>
+      <w:r>
+        <w:rPr>
+          <w:rFonts w:eastAsia="맑은 고딕" w:ascii="맑은 고딕" w:hAnsi="맑은 고딕"/>
+          <w:b w:val="0"/>
+          <w:sz w:val="20"/>
+        </w:rPr>
+        <w:t xml:space="preserve">   • 실제 에어핸들러 라인은 </w:t>
+      </w:r>
+      <w:r>
+        <w:rPr>
+          <w:rFonts w:eastAsia="맑은 고딕" w:ascii="맑은 고딕" w:hAnsi="맑은 고딕"/>
+          <w:b/>
+          <w:sz w:val="20"/>
+        </w:rPr>
+        <w:t>HE-Z 시리즈</w:t>
+      </w:r>
+      <w:r>
+        <w:rPr>
+          <w:rFonts w:eastAsia="맑은 고딕" w:ascii="맑은 고딕" w:hAnsi="맑은 고딕"/>
+          <w:b w:val="0"/>
+          <w:sz w:val="20"/>
+        </w:rPr>
+        <w:t xml:space="preserve">(HWC 온수코일이 H형에 기본 장착), 코일은 </w:t>
+      </w:r>
+      <w:r>
+        <w:rPr>
+          <w:rFonts w:eastAsia="맑은 고딕" w:ascii="맑은 고딕" w:hAnsi="맑은 고딕"/>
+          <w:b/>
+          <w:sz w:val="20"/>
+        </w:rPr>
+        <w:t>HWC-30/50/70/100</w:t>
+      </w:r>
+      <w:r>
+        <w:rPr>
+          <w:rFonts w:eastAsia="맑은 고딕" w:ascii="맑은 고딕" w:hAnsi="맑은 고딕"/>
+          <w:b w:val="0"/>
+          <w:sz w:val="20"/>
+        </w:rPr>
+        <w:t xml:space="preserve">이다. "THS 50/90/100-HV"라는 명칭은 제조사 자료에서 확인되지 않음 → </w:t>
+      </w:r>
+      <w:r>
+        <w:rPr>
+          <w:rFonts w:eastAsia="맑은 고딕" w:ascii="맑은 고딕" w:hAnsi="맑은 고딕"/>
+          <w:b/>
+          <w:sz w:val="20"/>
+        </w:rPr>
+        <w:t>시장분석 보고서의 표기 오류로 판단.</w:t>
+      </w:r>
+      <w:r>
+        <w:rPr>
+          <w:rFonts w:eastAsia="맑은 고딕" w:ascii="맑은 고딕" w:hAnsi="맑은 고딕"/>
+          <w:b w:val="0"/>
+          <w:sz w:val="20"/>
+        </w:rPr>
+        <w:t xml:space="preserve"> 우리 기존 보고서의 HWC/HE-Z 기준이 정확함.</w:t>
+      </w:r>
+    </w:p>
+    <w:p>
+      <w:pPr>
+        <w:spacing w:before="0" w:after="0"/>
+      </w:pPr>
+      <w:r>
+        <w:rPr>
+          <w:rFonts w:eastAsia="맑은 고딕" w:ascii="맑은 고딕" w:hAnsi="맑은 고딕"/>
+          <w:b/>
+          <w:sz w:val="22"/>
+        </w:rPr>
+        <w:t xml:space="preserve">7.4 Magic-Pak / IEC — 실재하나 카테고리 상이 재확인 </w:t>
+      </w:r>
+      <w:r>
+        <w:rPr>
+          <w:rFonts w:eastAsia="맑은 고딕" w:ascii="맑은 고딕" w:hAnsi="맑은 고딕"/>
+          <w:b/>
+          <w:sz w:val="22"/>
+        </w:rPr>
+        <w:t>[검증]</w:t>
+      </w:r>
+    </w:p>
+    <w:p>
+      <w:pPr>
+        <w:spacing w:before="0" w:after="0"/>
+      </w:pPr>
+      <w:r>
+        <w:rPr>
+          <w:rFonts w:eastAsia="맑은 고딕" w:ascii="맑은 고딕" w:hAnsi="맑은 고딕"/>
+          <w:b w:val="0"/>
+          <w:sz w:val="20"/>
+        </w:rPr>
+        <w:t xml:space="preserve">   • </w:t>
+      </w:r>
+      <w:r>
+        <w:rPr>
+          <w:rFonts w:eastAsia="맑은 고딕" w:ascii="맑은 고딕" w:hAnsi="맑은 고딕"/>
+          <w:b/>
+          <w:sz w:val="20"/>
+        </w:rPr>
+        <w:t>Magic-Pak V-Series HWC</w:t>
+      </w:r>
+      <w:r>
+        <w:rPr>
+          <w:rFonts w:eastAsia="맑은 고딕" w:ascii="맑은 고딕" w:hAnsi="맑은 고딕"/>
+          <w:b w:val="0"/>
+          <w:sz w:val="20"/>
+        </w:rPr>
+        <w:t xml:space="preserve"> 실재(magicpak.com, Allied Air/Lennox 계열). 단 </w:t>
+      </w:r>
+      <w:r>
+        <w:rPr>
+          <w:rFonts w:eastAsia="맑은 고딕" w:ascii="맑은 고딕" w:hAnsi="맑은 고딕"/>
+          <w:b/>
+          <w:sz w:val="20"/>
+        </w:rPr>
+        <w:t>외벽 관통형 올인원 패키지 유닛(SPVU)</w:t>
+      </w:r>
+      <w:r>
+        <w:rPr>
+          <w:rFonts w:eastAsia="맑은 고딕" w:ascii="맑은 고딕" w:hAnsi="맑은 고딕"/>
+          <w:b w:val="0"/>
+          <w:sz w:val="20"/>
+        </w:rPr>
+        <w:t xml:space="preserve"> 으로 분리형 A/H가 아님. 급탕 겸용 분리 난방 구조(RING TWIN)와 카테고리가 다르고, 내장 펌프 없어 </w:t>
+      </w:r>
+      <w:r>
+        <w:rPr>
+          <w:rFonts w:eastAsia="맑은 고딕" w:ascii="맑은 고딕" w:hAnsi="맑은 고딕"/>
+          <w:b/>
+          <w:sz w:val="20"/>
+        </w:rPr>
+        <w:t>외장 펌프+24V 릴레이 필수</w:t>
+      </w:r>
+      <w:r>
+        <w:rPr>
+          <w:rFonts w:eastAsia="맑은 고딕" w:ascii="맑은 고딕" w:hAnsi="맑은 고딕"/>
+          <w:b w:val="0"/>
+          <w:sz w:val="20"/>
+        </w:rPr>
+        <w:t xml:space="preserve">. 다세대 신축 특화. (유사명 "Magic </w:t>
+      </w:r>
+      <w:r>
+        <w:rPr>
+          <w:rFonts w:eastAsia="맑은 고딕" w:ascii="맑은 고딕" w:hAnsi="맑은 고딕"/>
+          <w:b/>
+          <w:sz w:val="20"/>
+        </w:rPr>
+        <w:t>Aire</w:t>
+      </w:r>
+      <w:r>
+        <w:rPr>
+          <w:rFonts w:eastAsia="맑은 고딕" w:ascii="맑은 고딕" w:hAnsi="맑은 고딕"/>
+          <w:b w:val="0"/>
+          <w:sz w:val="20"/>
+        </w:rPr>
+        <w:t>"(magicaire.com)는 별개 회사로 하이드로닉 코일·A/H 제조 — 필요 시 별도 검토 가치 있음.)</w:t>
+      </w:r>
+    </w:p>
+    <w:p>
+      <w:pPr>
+        <w:spacing w:before="0" w:after="0"/>
+      </w:pPr>
+      <w:r>
+        <w:rPr>
+          <w:rFonts w:eastAsia="맑은 고딕" w:ascii="맑은 고딕" w:hAnsi="맑은 고딕"/>
+          <w:b w:val="0"/>
+          <w:sz w:val="20"/>
+        </w:rPr>
+        <w:t xml:space="preserve">   • </w:t>
+      </w:r>
+      <w:r>
+        <w:rPr>
+          <w:rFonts w:eastAsia="맑은 고딕" w:ascii="맑은 고딕" w:hAnsi="맑은 고딕"/>
+          <w:b/>
+          <w:sz w:val="20"/>
+        </w:rPr>
+        <w:t>IEC(International Environmental) VertiCal FXA/FHA</w:t>
+      </w:r>
+      <w:r>
+        <w:rPr>
+          <w:rFonts w:eastAsia="맑은 고딕" w:ascii="맑은 고딕" w:hAnsi="맑은 고딕"/>
+          <w:b w:val="0"/>
+          <w:sz w:val="20"/>
+        </w:rPr>
+        <w:t xml:space="preserve"> 실재(iec-okc.com). 오피스·병원·호텔 등 </w:t>
+      </w:r>
+      <w:r>
+        <w:rPr>
+          <w:rFonts w:eastAsia="맑은 고딕" w:ascii="맑은 고딕" w:hAnsi="맑은 고딕"/>
+          <w:b/>
+          <w:sz w:val="20"/>
+        </w:rPr>
+        <w:t>상업·기관용 페리미터 팬코일</w:t>
+      </w:r>
+      <w:r>
+        <w:rPr>
+          <w:rFonts w:eastAsia="맑은 고딕" w:ascii="맑은 고딕" w:hAnsi="맑은 고딕"/>
+          <w:b w:val="0"/>
+          <w:sz w:val="20"/>
+        </w:rPr>
+        <w:t>, 주문제작 중심. 주거 리트로핏 분리형과 결이 다름. 수동형 코일이라 외장 펌프+W단자 인터록 필요.</w:t>
+      </w:r>
+    </w:p>
+    <w:p>
+      <w:pPr>
+        <w:spacing w:before="0" w:after="0"/>
+      </w:pPr>
+      <w:r>
+        <w:rPr>
+          <w:rFonts w:eastAsia="맑은 고딕" w:ascii="맑은 고딕" w:hAnsi="맑은 고딕"/>
+          <w:b w:val="0"/>
+          <w:sz w:val="20"/>
+        </w:rPr>
+        <w:t xml:space="preserve">   • 결론: 둘 다 실존 제품이나 </w:t>
+      </w:r>
+      <w:r>
+        <w:rPr>
+          <w:rFonts w:eastAsia="맑은 고딕" w:ascii="맑은 고딕" w:hAnsi="맑은 고딕"/>
+          <w:b/>
+          <w:sz w:val="20"/>
+        </w:rPr>
+        <w:t>RING 탱크리스 분리형 파트너로는 우리 1순위군보다 후순위</w:t>
+      </w:r>
+      <w:r>
+        <w:rPr>
+          <w:rFonts w:eastAsia="맑은 고딕" w:ascii="맑은 고딕" w:hAnsi="맑은 고딕"/>
+          <w:b w:val="0"/>
+          <w:sz w:val="20"/>
+        </w:rPr>
+        <w:t>라는 앞선 판단 유지.</w:t>
+      </w:r>
+    </w:p>
+    <w:p>
+      <w:pPr>
+        <w:spacing w:before="0" w:after="0"/>
+      </w:pPr>
+      <w:r>
+        <w:rPr>
+          <w:rFonts w:eastAsia="맑은 고딕" w:ascii="맑은 고딕" w:hAnsi="맑은 고딕"/>
+          <w:b/>
+          <w:sz w:val="22"/>
+        </w:rPr>
+        <w:t xml:space="preserve">7.5 ADP·SunTherm — 원문 재확인으로 신뢰도 상향 </w:t>
+      </w:r>
+      <w:r>
+        <w:rPr>
+          <w:rFonts w:eastAsia="맑은 고딕" w:ascii="맑은 고딕" w:hAnsi="맑은 고딕"/>
+          <w:b/>
+          <w:sz w:val="22"/>
+        </w:rPr>
+        <w:t>[검증]</w:t>
+      </w:r>
+    </w:p>
+    <w:p>
+      <w:pPr>
+        <w:spacing w:before="0" w:after="0"/>
+      </w:pPr>
+      <w:r>
+        <w:rPr>
+          <w:rFonts w:eastAsia="맑은 고딕" w:ascii="맑은 고딕" w:hAnsi="맑은 고딕"/>
+          <w:b w:val="0"/>
+          <w:sz w:val="20"/>
+        </w:rPr>
+        <w:t xml:space="preserve">   • </w:t>
+      </w:r>
+      <w:r>
+        <w:rPr>
+          <w:rFonts w:eastAsia="맑은 고딕" w:ascii="맑은 고딕" w:hAnsi="맑은 고딕"/>
+          <w:b/>
+          <w:sz w:val="20"/>
+        </w:rPr>
+        <w:t>ADP MX 시리즈</w:t>
+      </w:r>
+      <w:r>
+        <w:rPr>
+          <w:rFonts w:eastAsia="맑은 고딕" w:ascii="맑은 고딕" w:hAnsi="맑은 고딕"/>
+          <w:b w:val="0"/>
+          <w:sz w:val="20"/>
+        </w:rPr>
+        <w:t xml:space="preserve">: adpnow.com Spec Guide(2025-07판) 원문 기준 — potable 적합, 컨트롤보드 "온수기/보일러 보조접점" 표준, 6시간마다 펌프 1분, 40°F 동파방지. 08(800CFM,4-row) 160°F·3GPM 43.1~51.9k / 180°F 52.9~63.7k BTU/h로 48k 충족. </w:t>
+      </w:r>
+      <w:r>
+        <w:rPr>
+          <w:rFonts w:eastAsia="맑은 고딕" w:ascii="맑은 고딕" w:hAnsi="맑은 고딕"/>
+          <w:b/>
+          <w:sz w:val="20"/>
+        </w:rPr>
+        <w:t>온수기 열원 시 배관 길이 제약 표</w:t>
+      </w:r>
+      <w:r>
+        <w:rPr>
+          <w:rFonts w:eastAsia="맑은 고딕" w:ascii="맑은 고딕" w:hAnsi="맑은 고딕"/>
+          <w:b w:val="0"/>
+          <w:sz w:val="20"/>
+        </w:rPr>
+        <w:t xml:space="preserve"> 존재. 단 온수모델은 PSC 모터만(ECM 없음). 캐나다 Ward Heating 온라인 유통 확인.</w:t>
+      </w:r>
+    </w:p>
+    <w:p>
+      <w:pPr>
+        <w:spacing w:before="0" w:after="0"/>
+      </w:pPr>
+      <w:r>
+        <w:rPr>
+          <w:rFonts w:eastAsia="맑은 고딕" w:ascii="맑은 고딕" w:hAnsi="맑은 고딕"/>
+          <w:b w:val="0"/>
+          <w:sz w:val="20"/>
+        </w:rPr>
+        <w:t xml:space="preserve">   • </w:t>
+      </w:r>
+      <w:r>
+        <w:rPr>
+          <w:rFonts w:eastAsia="맑은 고딕" w:ascii="맑은 고딕" w:hAnsi="맑은 고딕"/>
+          <w:b/>
+          <w:sz w:val="20"/>
+        </w:rPr>
+        <w:t>SunTherm/Mortex</w:t>
+      </w:r>
+      <w:r>
+        <w:rPr>
+          <w:rFonts w:eastAsia="맑은 고딕" w:ascii="맑은 고딕" w:hAnsi="맑은 고딕"/>
+          <w:b w:val="0"/>
+          <w:sz w:val="20"/>
+        </w:rPr>
+        <w:t>: H41/H15(최대 106k@180°F), 벽매립 HO2/HO3(최대 109k@180°F), 동파방지 기본·펌프 옵션. 단 MMVE 모듈러형 제어는 "펌프·</w:t>
+      </w:r>
+      <w:r>
+        <w:rPr>
+          <w:rFonts w:eastAsia="맑은 고딕" w:ascii="맑은 고딕" w:hAnsi="맑은 고딕"/>
+          <w:b/>
+          <w:sz w:val="20"/>
+        </w:rPr>
+        <w:t>보일러</w:t>
+      </w:r>
+      <w:r>
+        <w:rPr>
+          <w:rFonts w:eastAsia="맑은 고딕" w:ascii="맑은 고딕" w:hAnsi="맑은 고딕"/>
+          <w:b w:val="0"/>
+          <w:sz w:val="20"/>
+        </w:rPr>
+        <w:t xml:space="preserve"> 건접점" 중심이고 </w:t>
+      </w:r>
+      <w:r>
+        <w:rPr>
+          <w:rFonts w:eastAsia="맑은 고딕" w:ascii="맑은 고딕" w:hAnsi="맑은 고딕"/>
+          <w:b/>
+          <w:sz w:val="20"/>
+        </w:rPr>
+        <w:t>탱크리스 지원 문구 없음</w:t>
+      </w:r>
+      <w:r>
+        <w:rPr>
+          <w:rFonts w:eastAsia="맑은 고딕" w:ascii="맑은 고딕" w:hAnsi="맑은 고딕"/>
+          <w:b w:val="0"/>
+          <w:sz w:val="20"/>
+        </w:rPr>
+        <w:t xml:space="preserve"> → 접촉 시 탱크리스 명시 승인 확인 필요.</w:t>
+      </w:r>
+    </w:p>
+    <w:p>
+      <w:pPr>
+        <w:spacing w:before="0" w:after="0"/>
+      </w:pPr>
+      <w:r>
+        <w:rPr>
+          <w:rFonts w:eastAsia="맑은 고딕" w:ascii="맑은 고딕" w:hAnsi="맑은 고딕"/>
+          <w:b/>
+          <w:sz w:val="22"/>
+        </w:rPr>
+        <w:t>7.6 시장 점유율 표에 대한 경고 (인용 비권장)</w:t>
+      </w:r>
+    </w:p>
+    <w:p>
+      <w:pPr>
+        <w:spacing w:before="0" w:after="0"/>
+      </w:pPr>
+      <w:r>
+        <w:rPr>
+          <w:rFonts w:eastAsia="맑은 고딕" w:ascii="맑은 고딕" w:hAnsi="맑은 고딕"/>
+          <w:b w:val="0"/>
+          <w:sz w:val="20"/>
+        </w:rPr>
+        <w:t xml:space="preserve">시장분석 보고서의 점유율 표(First Co 45~50%, Aspen 20~25%, MagicPak 10%…)는 </w:t>
+      </w:r>
+      <w:r>
+        <w:rPr>
+          <w:rFonts w:eastAsia="맑은 고딕" w:ascii="맑은 고딕" w:hAnsi="맑은 고딕"/>
+          <w:b/>
+          <w:sz w:val="20"/>
+        </w:rPr>
+        <w:t>출처·산정근거가 없고</w:t>
+      </w:r>
+      <w:r>
+        <w:rPr>
+          <w:rFonts w:eastAsia="맑은 고딕" w:ascii="맑은 고딕" w:hAnsi="맑은 고딕"/>
+          <w:b w:val="0"/>
+          <w:sz w:val="20"/>
+        </w:rPr>
+        <w:t xml:space="preserve">, 사용자가 별도로 본 marketintelo/LinkedIn 자료(First Co→Magic-Pak→IEC)와도 </w:t>
+      </w:r>
+      <w:r>
+        <w:rPr>
+          <w:rFonts w:eastAsia="맑은 고딕" w:ascii="맑은 고딕" w:hAnsi="맑은 고딕"/>
+          <w:b/>
+          <w:sz w:val="20"/>
+        </w:rPr>
+        <w:t>순위가 어긋남</w:t>
+      </w:r>
+      <w:r>
+        <w:rPr>
+          <w:rFonts w:eastAsia="맑은 고딕" w:ascii="맑은 고딕" w:hAnsi="맑은 고딕"/>
+          <w:b w:val="0"/>
+          <w:sz w:val="20"/>
+        </w:rPr>
+        <w:t xml:space="preserve">. 두 자료가 서로 다르다는 것은 실측이 아닌 추정치라는 신호다. </w:t>
+      </w:r>
+      <w:r>
+        <w:rPr>
+          <w:rFonts w:eastAsia="맑은 고딕" w:ascii="맑은 고딕" w:hAnsi="맑은 고딕"/>
+          <w:b/>
+          <w:sz w:val="20"/>
+        </w:rPr>
+        <w:t>회장님 보고서에 점유율 %는 인용하지 말 것.</w:t>
+      </w:r>
+      <w:r>
+        <w:rPr>
+          <w:rFonts w:eastAsia="맑은 고딕" w:ascii="맑은 고딕" w:hAnsi="맑은 고딕"/>
+          <w:b w:val="0"/>
+          <w:sz w:val="20"/>
+        </w:rPr>
+        <w:t xml:space="preserve"> 단 "First Co가 주거용 표준 컴보의 대표 브랜드"라는 정성 판단은 우리 검증과 일치.</w:t>
       </w:r>
     </w:p>
     <w:sectPr>
